--- a/cartas_solicitud/Carta_Solicitud_ELE0300733_MAQUINAS_ELECTRICAS_II_TP.docx
+++ b/cartas_solicitud/Carta_Solicitud_ELE0300733_MAQUINAS_ELECTRICAS_II_TP.docx
@@ -11,7 +11,7 @@
           <w:color w:val="646464"/>
           <w:sz w:val="20"/>
         </w:rPr>
-        <w:t>Neiva, Huila, Octubre de 2026</w:t>
+        <w:t>Neiva, Huila, 22 de octubre de 2026</w:t>
         <w:br/>
       </w:r>
     </w:p>
@@ -88,7 +88,7 @@
         <w:br/>
         <w:t>• Semestre del Plan de Estudios: Semestre 7°</w:t>
         <w:br/>
-        <w:t>• Total de Estudiantes Solicitantes Preinscritos: 10 estudiantes</w:t>
+        <w:t>• Total de Estudiantes Solicitantes Preinscritos: 13 estudiantes</w:t>
       </w:r>
     </w:p>
     <w:p>
@@ -97,7 +97,7 @@
         <w:jc w:val="both"/>
       </w:pPr>
       <w:r>
-        <w:t>Manifestamos nuestro compromiso formal de matricula y cumplimiento con los requerimientos académicos y arancelarios correspondientes al curso vacacional. Dado que contamos con un grupo sólido de 10 estudiantes interesados (superando ampliamente el cupo mínimo requerido de 10 estudiantes), solicitamos su valiosa gestión ante la Coordinación Académica y la Dirección de Programa para su respectiva aprobación, asignación docente y programación de horarios.</w:t>
+        <w:t>Manifestamos nuestro compromiso formal de matrícula y cumplimiento con los requerimientos académicos y arancelarios correspondientes al curso vacacional. Dado que contamos con un grupo sólido de 13 estudiantes interesados (superando el cupo mínimo requerido de 10 estudiantes), solicitamos su valiosa gestión ante la Coordinación Académica y la Dirección de Programa para su respectiva aprobación, asignación docente y programación de horarios.</w:t>
       </w:r>
     </w:p>
     <w:p>
@@ -707,11 +707,38 @@
               <w:jc w:val="center"/>
             </w:pPr>
             <w:r>
-              <w:rPr>
-                <w:color w:val="A0A0A0"/>
-                <w:sz w:val="15"/>
-              </w:rPr>
-              <w:t>____________________</w:t>
+              <w:drawing>
+                <wp:inline xmlns:a="http://schemas.openxmlformats.org/drawingml/2006/main" xmlns:pic="http://schemas.openxmlformats.org/drawingml/2006/picture">
+                  <wp:extent cx="877060" cy="292608"/>
+                  <wp:docPr id="1" name="Picture 1"/>
+                  <wp:cNvGraphicFramePr>
+                    <a:graphicFrameLocks noChangeAspect="1"/>
+                  </wp:cNvGraphicFramePr>
+                  <a:graphic>
+                    <a:graphicData uri="http://schemas.openxmlformats.org/drawingml/2006/picture">
+                      <pic:pic>
+                        <pic:nvPicPr>
+                          <pic:cNvPr id="0" name="image.png"/>
+                          <pic:cNvPicPr/>
+                        </pic:nvPicPr>
+                        <pic:blipFill>
+                          <a:blip r:embed="rId9"/>
+                          <a:stretch>
+                            <a:fillRect/>
+                          </a:stretch>
+                        </pic:blipFill>
+                        <pic:spPr>
+                          <a:xfrm>
+                            <a:off x="0" y="0"/>
+                            <a:ext cx="877060" cy="292608"/>
+                          </a:xfrm>
+                          <a:prstGeom prst="rect"/>
+                        </pic:spPr>
+                      </pic:pic>
+                    </a:graphicData>
+                  </a:graphic>
+                </wp:inline>
+              </w:drawing>
             </w:r>
           </w:p>
         </w:tc>
@@ -1412,6 +1439,408 @@
           </w:p>
         </w:tc>
       </w:tr>
+      <w:tr>
+        <w:tc>
+          <w:tcPr>
+            <w:tcW w:type="dxa" w:w="576"/>
+            <w:tcMar>
+              <w:top w:w="100" w:type="dxa"/>
+              <w:bottom w:w="100" w:type="dxa"/>
+              <w:left w:w="80" w:type="dxa"/>
+              <w:right w:w="80" w:type="dxa"/>
+            </w:tcMar>
+            <w:shd w:fill="FFFFFF"/>
+          </w:tcPr>
+          <w:p>
+            <w:pPr>
+              <w:jc w:val="center"/>
+            </w:pPr>
+            <w:r>
+              <w:rPr>
+                <w:sz w:val="17"/>
+              </w:rPr>
+              <w:t>11</w:t>
+            </w:r>
+          </w:p>
+        </w:tc>
+        <w:tc>
+          <w:tcPr>
+            <w:tcW w:type="dxa" w:w="3312"/>
+            <w:tcMar>
+              <w:top w:w="100" w:type="dxa"/>
+              <w:bottom w:w="100" w:type="dxa"/>
+              <w:left w:w="80" w:type="dxa"/>
+              <w:right w:w="80" w:type="dxa"/>
+            </w:tcMar>
+            <w:shd w:fill="FFFFFF"/>
+          </w:tcPr>
+          <w:p>
+            <w:r>
+              <w:rPr>
+                <w:b/>
+                <w:sz w:val="17"/>
+              </w:rPr>
+              <w:t>Jonathan perez</w:t>
+            </w:r>
+          </w:p>
+        </w:tc>
+        <w:tc>
+          <w:tcPr>
+            <w:tcW w:type="dxa" w:w="1728"/>
+            <w:tcMar>
+              <w:top w:w="100" w:type="dxa"/>
+              <w:bottom w:w="100" w:type="dxa"/>
+              <w:left w:w="80" w:type="dxa"/>
+              <w:right w:w="80" w:type="dxa"/>
+            </w:tcMar>
+            <w:shd w:fill="FFFFFF"/>
+          </w:tcPr>
+          <w:p>
+            <w:pPr>
+              <w:jc w:val="center"/>
+            </w:pPr>
+            <w:r>
+              <w:rPr>
+                <w:sz w:val="17"/>
+              </w:rPr>
+              <w:t>6804620</w:t>
+            </w:r>
+          </w:p>
+        </w:tc>
+        <w:tc>
+          <w:tcPr>
+            <w:tcW w:type="dxa" w:w="1584"/>
+            <w:tcMar>
+              <w:top w:w="100" w:type="dxa"/>
+              <w:bottom w:w="100" w:type="dxa"/>
+              <w:left w:w="80" w:type="dxa"/>
+              <w:right w:w="80" w:type="dxa"/>
+            </w:tcMar>
+            <w:shd w:fill="FFFFFF"/>
+          </w:tcPr>
+          <w:p>
+            <w:pPr>
+              <w:jc w:val="center"/>
+            </w:pPr>
+            <w:r>
+              <w:rPr>
+                <w:sz w:val="17"/>
+              </w:rPr>
+              <w:t>3142441213</w:t>
+            </w:r>
+          </w:p>
+        </w:tc>
+        <w:tc>
+          <w:tcPr>
+            <w:tcW w:type="dxa" w:w="2592"/>
+            <w:tcMar>
+              <w:top w:w="100" w:type="dxa"/>
+              <w:bottom w:w="100" w:type="dxa"/>
+              <w:left w:w="80" w:type="dxa"/>
+              <w:right w:w="80" w:type="dxa"/>
+            </w:tcMar>
+            <w:shd w:fill="FFFFFF"/>
+          </w:tcPr>
+          <w:p>
+            <w:pPr>
+              <w:jc w:val="center"/>
+            </w:pPr>
+            <w:r>
+              <w:rPr>
+                <w:color w:val="A0A0A0"/>
+                <w:sz w:val="15"/>
+              </w:rPr>
+              <w:t>____________________</w:t>
+            </w:r>
+          </w:p>
+        </w:tc>
+      </w:tr>
+      <w:tr>
+        <w:tc>
+          <w:tcPr>
+            <w:tcW w:type="dxa" w:w="576"/>
+            <w:tcMar>
+              <w:top w:w="100" w:type="dxa"/>
+              <w:bottom w:w="100" w:type="dxa"/>
+              <w:left w:w="80" w:type="dxa"/>
+              <w:right w:w="80" w:type="dxa"/>
+            </w:tcMar>
+            <w:shd w:fill="F9FAF8"/>
+          </w:tcPr>
+          <w:p>
+            <w:pPr>
+              <w:jc w:val="center"/>
+            </w:pPr>
+            <w:r>
+              <w:rPr>
+                <w:sz w:val="17"/>
+              </w:rPr>
+              <w:t>12</w:t>
+            </w:r>
+          </w:p>
+        </w:tc>
+        <w:tc>
+          <w:tcPr>
+            <w:tcW w:type="dxa" w:w="3312"/>
+            <w:tcMar>
+              <w:top w:w="100" w:type="dxa"/>
+              <w:bottom w:w="100" w:type="dxa"/>
+              <w:left w:w="80" w:type="dxa"/>
+              <w:right w:w="80" w:type="dxa"/>
+            </w:tcMar>
+            <w:shd w:fill="F9FAF8"/>
+          </w:tcPr>
+          <w:p>
+            <w:r>
+              <w:rPr>
+                <w:b/>
+                <w:sz w:val="17"/>
+              </w:rPr>
+              <w:t>Felipe Suare criollo</w:t>
+            </w:r>
+          </w:p>
+        </w:tc>
+        <w:tc>
+          <w:tcPr>
+            <w:tcW w:type="dxa" w:w="1728"/>
+            <w:tcMar>
+              <w:top w:w="100" w:type="dxa"/>
+              <w:bottom w:w="100" w:type="dxa"/>
+              <w:left w:w="80" w:type="dxa"/>
+              <w:right w:w="80" w:type="dxa"/>
+            </w:tcMar>
+            <w:shd w:fill="F9FAF8"/>
+          </w:tcPr>
+          <w:p>
+            <w:pPr>
+              <w:jc w:val="center"/>
+            </w:pPr>
+            <w:r>
+              <w:rPr>
+                <w:sz w:val="17"/>
+              </w:rPr>
+              <w:t>ELE120251062</w:t>
+            </w:r>
+          </w:p>
+        </w:tc>
+        <w:tc>
+          <w:tcPr>
+            <w:tcW w:type="dxa" w:w="1584"/>
+            <w:tcMar>
+              <w:top w:w="100" w:type="dxa"/>
+              <w:bottom w:w="100" w:type="dxa"/>
+              <w:left w:w="80" w:type="dxa"/>
+              <w:right w:w="80" w:type="dxa"/>
+            </w:tcMar>
+            <w:shd w:fill="F9FAF8"/>
+          </w:tcPr>
+          <w:p>
+            <w:pPr>
+              <w:jc w:val="center"/>
+            </w:pPr>
+            <w:r>
+              <w:rPr>
+                <w:sz w:val="17"/>
+              </w:rPr>
+              <w:t>3218755379</w:t>
+            </w:r>
+          </w:p>
+        </w:tc>
+        <w:tc>
+          <w:tcPr>
+            <w:tcW w:type="dxa" w:w="2592"/>
+            <w:tcMar>
+              <w:top w:w="100" w:type="dxa"/>
+              <w:bottom w:w="100" w:type="dxa"/>
+              <w:left w:w="80" w:type="dxa"/>
+              <w:right w:w="80" w:type="dxa"/>
+            </w:tcMar>
+            <w:shd w:fill="F9FAF8"/>
+          </w:tcPr>
+          <w:p>
+            <w:pPr>
+              <w:jc w:val="center"/>
+            </w:pPr>
+            <w:r>
+              <w:drawing>
+                <wp:inline xmlns:a="http://schemas.openxmlformats.org/drawingml/2006/main" xmlns:pic="http://schemas.openxmlformats.org/drawingml/2006/picture">
+                  <wp:extent cx="1371299" cy="292608"/>
+                  <wp:docPr id="2" name="Picture 2"/>
+                  <wp:cNvGraphicFramePr>
+                    <a:graphicFrameLocks noChangeAspect="1"/>
+                  </wp:cNvGraphicFramePr>
+                  <a:graphic>
+                    <a:graphicData uri="http://schemas.openxmlformats.org/drawingml/2006/picture">
+                      <pic:pic>
+                        <pic:nvPicPr>
+                          <pic:cNvPr id="0" name="image.png"/>
+                          <pic:cNvPicPr/>
+                        </pic:nvPicPr>
+                        <pic:blipFill>
+                          <a:blip r:embed="rId10"/>
+                          <a:stretch>
+                            <a:fillRect/>
+                          </a:stretch>
+                        </pic:blipFill>
+                        <pic:spPr>
+                          <a:xfrm>
+                            <a:off x="0" y="0"/>
+                            <a:ext cx="1371299" cy="292608"/>
+                          </a:xfrm>
+                          <a:prstGeom prst="rect"/>
+                        </pic:spPr>
+                      </pic:pic>
+                    </a:graphicData>
+                  </a:graphic>
+                </wp:inline>
+              </w:drawing>
+            </w:r>
+          </w:p>
+        </w:tc>
+      </w:tr>
+      <w:tr>
+        <w:tc>
+          <w:tcPr>
+            <w:tcW w:type="dxa" w:w="576"/>
+            <w:tcMar>
+              <w:top w:w="100" w:type="dxa"/>
+              <w:bottom w:w="100" w:type="dxa"/>
+              <w:left w:w="80" w:type="dxa"/>
+              <w:right w:w="80" w:type="dxa"/>
+            </w:tcMar>
+            <w:shd w:fill="FFFFFF"/>
+          </w:tcPr>
+          <w:p>
+            <w:pPr>
+              <w:jc w:val="center"/>
+            </w:pPr>
+            <w:r>
+              <w:rPr>
+                <w:sz w:val="17"/>
+              </w:rPr>
+              <w:t>13</w:t>
+            </w:r>
+          </w:p>
+        </w:tc>
+        <w:tc>
+          <w:tcPr>
+            <w:tcW w:type="dxa" w:w="3312"/>
+            <w:tcMar>
+              <w:top w:w="100" w:type="dxa"/>
+              <w:bottom w:w="100" w:type="dxa"/>
+              <w:left w:w="80" w:type="dxa"/>
+              <w:right w:w="80" w:type="dxa"/>
+            </w:tcMar>
+            <w:shd w:fill="FFFFFF"/>
+          </w:tcPr>
+          <w:p>
+            <w:r>
+              <w:rPr>
+                <w:b/>
+                <w:sz w:val="17"/>
+              </w:rPr>
+              <w:t>John jairo Sánchez garcia</w:t>
+            </w:r>
+          </w:p>
+        </w:tc>
+        <w:tc>
+          <w:tcPr>
+            <w:tcW w:type="dxa" w:w="1728"/>
+            <w:tcMar>
+              <w:top w:w="100" w:type="dxa"/>
+              <w:bottom w:w="100" w:type="dxa"/>
+              <w:left w:w="80" w:type="dxa"/>
+              <w:right w:w="80" w:type="dxa"/>
+            </w:tcMar>
+            <w:shd w:fill="FFFFFF"/>
+          </w:tcPr>
+          <w:p>
+            <w:pPr>
+              <w:jc w:val="center"/>
+            </w:pPr>
+            <w:r>
+              <w:rPr>
+                <w:sz w:val="17"/>
+              </w:rPr>
+              <w:t>79843323</w:t>
+            </w:r>
+          </w:p>
+        </w:tc>
+        <w:tc>
+          <w:tcPr>
+            <w:tcW w:type="dxa" w:w="1584"/>
+            <w:tcMar>
+              <w:top w:w="100" w:type="dxa"/>
+              <w:bottom w:w="100" w:type="dxa"/>
+              <w:left w:w="80" w:type="dxa"/>
+              <w:right w:w="80" w:type="dxa"/>
+            </w:tcMar>
+            <w:shd w:fill="FFFFFF"/>
+          </w:tcPr>
+          <w:p>
+            <w:pPr>
+              <w:jc w:val="center"/>
+            </w:pPr>
+            <w:r>
+              <w:rPr>
+                <w:sz w:val="17"/>
+              </w:rPr>
+              <w:t>3108505201</w:t>
+            </w:r>
+          </w:p>
+        </w:tc>
+        <w:tc>
+          <w:tcPr>
+            <w:tcW w:type="dxa" w:w="2592"/>
+            <w:tcMar>
+              <w:top w:w="100" w:type="dxa"/>
+              <w:bottom w:w="100" w:type="dxa"/>
+              <w:left w:w="80" w:type="dxa"/>
+              <w:right w:w="80" w:type="dxa"/>
+            </w:tcMar>
+            <w:shd w:fill="FFFFFF"/>
+          </w:tcPr>
+          <w:p>
+            <w:pPr>
+              <w:jc w:val="center"/>
+            </w:pPr>
+            <w:r>
+              <w:drawing>
+                <wp:inline xmlns:a="http://schemas.openxmlformats.org/drawingml/2006/main" xmlns:pic="http://schemas.openxmlformats.org/drawingml/2006/picture">
+                  <wp:extent cx="1370333" cy="292608"/>
+                  <wp:docPr id="3" name="Picture 3"/>
+                  <wp:cNvGraphicFramePr>
+                    <a:graphicFrameLocks noChangeAspect="1"/>
+                  </wp:cNvGraphicFramePr>
+                  <a:graphic>
+                    <a:graphicData uri="http://schemas.openxmlformats.org/drawingml/2006/picture">
+                      <pic:pic>
+                        <pic:nvPicPr>
+                          <pic:cNvPr id="0" name="image.png"/>
+                          <pic:cNvPicPr/>
+                        </pic:nvPicPr>
+                        <pic:blipFill>
+                          <a:blip r:embed="rId11"/>
+                          <a:stretch>
+                            <a:fillRect/>
+                          </a:stretch>
+                        </pic:blipFill>
+                        <pic:spPr>
+                          <a:xfrm>
+                            <a:off x="0" y="0"/>
+                            <a:ext cx="1370333" cy="292608"/>
+                          </a:xfrm>
+                          <a:prstGeom prst="rect"/>
+                        </pic:spPr>
+                      </pic:pic>
+                    </a:graphicData>
+                  </a:graphic>
+                </wp:inline>
+              </w:drawing>
+            </w:r>
+          </w:p>
+        </w:tc>
+      </w:tr>
     </w:tbl>
     <w:p>
       <w:pPr>

--- a/cartas_solicitud/Carta_Solicitud_ELE0300733_MAQUINAS_ELECTRICAS_II_TP.docx
+++ b/cartas_solicitud/Carta_Solicitud_ELE0300733_MAQUINAS_ELECTRICAS_II_TP.docx
@@ -88,7 +88,7 @@
         <w:br/>
         <w:t>• Semestre del Plan de Estudios: Semestre 7°</w:t>
         <w:br/>
-        <w:t>• Total de Estudiantes Solicitantes Preinscritos: 13 estudiantes</w:t>
+        <w:t>• Total de Estudiantes Solicitantes Preinscritos: 14 estudiantes</w:t>
       </w:r>
     </w:p>
     <w:p>
@@ -97,7 +97,7 @@
         <w:jc w:val="both"/>
       </w:pPr>
       <w:r>
-        <w:t>Manifestamos nuestro compromiso formal de matrícula y cumplimiento con los requerimientos académicos y arancelarios correspondientes al curso vacacional. Dado que contamos con un grupo sólido de 13 estudiantes interesados (superando el cupo mínimo requerido de 10 estudiantes), solicitamos su valiosa gestión ante la Coordinación Académica y la Dirección de Programa para su respectiva aprobación, asignación docente y programación de horarios.</w:t>
+        <w:t>Manifestamos nuestro compromiso formal de matrícula y cumplimiento con los requerimientos académicos y arancelarios correspondientes al curso vacacional. Dado que contamos con un grupo sólido de 14 estudiantes interesados (superando el cupo mínimo requerido de 10 estudiantes), solicitamos su valiosa gestión ante la Coordinación Académica y la Dirección de Programa para su respectiva aprobación, asignación docente y programación de horarios.</w:t>
       </w:r>
     </w:p>
     <w:p>
@@ -1841,6 +1841,149 @@
           </w:p>
         </w:tc>
       </w:tr>
+      <w:tr>
+        <w:tc>
+          <w:tcPr>
+            <w:tcW w:type="dxa" w:w="576"/>
+            <w:tcMar>
+              <w:top w:w="100" w:type="dxa"/>
+              <w:bottom w:w="100" w:type="dxa"/>
+              <w:left w:w="80" w:type="dxa"/>
+              <w:right w:w="80" w:type="dxa"/>
+            </w:tcMar>
+            <w:shd w:fill="F9FAF8"/>
+          </w:tcPr>
+          <w:p>
+            <w:pPr>
+              <w:jc w:val="center"/>
+            </w:pPr>
+            <w:r>
+              <w:rPr>
+                <w:sz w:val="17"/>
+              </w:rPr>
+              <w:t>14</w:t>
+            </w:r>
+          </w:p>
+        </w:tc>
+        <w:tc>
+          <w:tcPr>
+            <w:tcW w:type="dxa" w:w="3312"/>
+            <w:tcMar>
+              <w:top w:w="100" w:type="dxa"/>
+              <w:bottom w:w="100" w:type="dxa"/>
+              <w:left w:w="80" w:type="dxa"/>
+              <w:right w:w="80" w:type="dxa"/>
+            </w:tcMar>
+            <w:shd w:fill="F9FAF8"/>
+          </w:tcPr>
+          <w:p>
+            <w:r>
+              <w:rPr>
+                <w:b/>
+                <w:sz w:val="17"/>
+              </w:rPr>
+              <w:t>Cristhian camilo Alvarez naranjo</w:t>
+            </w:r>
+          </w:p>
+        </w:tc>
+        <w:tc>
+          <w:tcPr>
+            <w:tcW w:type="dxa" w:w="1728"/>
+            <w:tcMar>
+              <w:top w:w="100" w:type="dxa"/>
+              <w:bottom w:w="100" w:type="dxa"/>
+              <w:left w:w="80" w:type="dxa"/>
+              <w:right w:w="80" w:type="dxa"/>
+            </w:tcMar>
+            <w:shd w:fill="F9FAF8"/>
+          </w:tcPr>
+          <w:p>
+            <w:pPr>
+              <w:jc w:val="center"/>
+            </w:pPr>
+            <w:r>
+              <w:rPr>
+                <w:sz w:val="17"/>
+              </w:rPr>
+              <w:t>1110546856</w:t>
+            </w:r>
+          </w:p>
+        </w:tc>
+        <w:tc>
+          <w:tcPr>
+            <w:tcW w:type="dxa" w:w="1584"/>
+            <w:tcMar>
+              <w:top w:w="100" w:type="dxa"/>
+              <w:bottom w:w="100" w:type="dxa"/>
+              <w:left w:w="80" w:type="dxa"/>
+              <w:right w:w="80" w:type="dxa"/>
+            </w:tcMar>
+            <w:shd w:fill="F9FAF8"/>
+          </w:tcPr>
+          <w:p>
+            <w:pPr>
+              <w:jc w:val="center"/>
+            </w:pPr>
+            <w:r>
+              <w:rPr>
+                <w:sz w:val="17"/>
+              </w:rPr>
+              <w:t>3214597005</w:t>
+            </w:r>
+          </w:p>
+        </w:tc>
+        <w:tc>
+          <w:tcPr>
+            <w:tcW w:type="dxa" w:w="2592"/>
+            <w:tcMar>
+              <w:top w:w="100" w:type="dxa"/>
+              <w:bottom w:w="100" w:type="dxa"/>
+              <w:left w:w="80" w:type="dxa"/>
+              <w:right w:w="80" w:type="dxa"/>
+            </w:tcMar>
+            <w:shd w:fill="F9FAF8"/>
+          </w:tcPr>
+          <w:p>
+            <w:pPr>
+              <w:jc w:val="center"/>
+            </w:pPr>
+            <w:r>
+              <w:drawing>
+                <wp:inline xmlns:a="http://schemas.openxmlformats.org/drawingml/2006/main" xmlns:pic="http://schemas.openxmlformats.org/drawingml/2006/picture">
+                  <wp:extent cx="1371299" cy="292608"/>
+                  <wp:docPr id="4" name="Picture 4"/>
+                  <wp:cNvGraphicFramePr>
+                    <a:graphicFrameLocks noChangeAspect="1"/>
+                  </wp:cNvGraphicFramePr>
+                  <a:graphic>
+                    <a:graphicData uri="http://schemas.openxmlformats.org/drawingml/2006/picture">
+                      <pic:pic>
+                        <pic:nvPicPr>
+                          <pic:cNvPr id="0" name="image.png"/>
+                          <pic:cNvPicPr/>
+                        </pic:nvPicPr>
+                        <pic:blipFill>
+                          <a:blip r:embed="rId12"/>
+                          <a:stretch>
+                            <a:fillRect/>
+                          </a:stretch>
+                        </pic:blipFill>
+                        <pic:spPr>
+                          <a:xfrm>
+                            <a:off x="0" y="0"/>
+                            <a:ext cx="1371299" cy="292608"/>
+                          </a:xfrm>
+                          <a:prstGeom prst="rect"/>
+                        </pic:spPr>
+                      </pic:pic>
+                    </a:graphicData>
+                  </a:graphic>
+                </wp:inline>
+              </w:drawing>
+            </w:r>
+          </w:p>
+        </w:tc>
+      </w:tr>
     </w:tbl>
     <w:p>
       <w:pPr>

--- a/cartas_solicitud/Carta_Solicitud_ELE0300733_MAQUINAS_ELECTRICAS_II_TP.docx
+++ b/cartas_solicitud/Carta_Solicitud_ELE0300733_MAQUINAS_ELECTRICAS_II_TP.docx
@@ -11,7 +11,7 @@
           <w:color w:val="646464"/>
           <w:sz w:val="20"/>
         </w:rPr>
-        <w:t>Neiva, Huila, 22 de octubre de 2026</w:t>
+        <w:t>Neiva, Huila, 24 de octubre de 2026</w:t>
         <w:br/>
       </w:r>
     </w:p>

--- a/cartas_solicitud/Carta_Solicitud_ELE0300733_MAQUINAS_ELECTRICAS_II_TP.docx
+++ b/cartas_solicitud/Carta_Solicitud_ELE0300733_MAQUINAS_ELECTRICAS_II_TP.docx
@@ -88,7 +88,7 @@
         <w:br/>
         <w:t>• Semestre del Plan de Estudios: Semestre 7°</w:t>
         <w:br/>
-        <w:t>• Total de Estudiantes Solicitantes Preinscritos: 14 estudiantes</w:t>
+        <w:t>• Total de Estudiantes Solicitantes Preinscritos: 17 estudiantes</w:t>
       </w:r>
     </w:p>
     <w:p>
@@ -97,7 +97,7 @@
         <w:jc w:val="both"/>
       </w:pPr>
       <w:r>
-        <w:t>Manifestamos nuestro compromiso formal de matrícula y cumplimiento con los requerimientos académicos y arancelarios correspondientes al curso vacacional. Dado que contamos con un grupo sólido de 14 estudiantes interesados (superando el cupo mínimo requerido de 10 estudiantes), solicitamos su valiosa gestión ante la Coordinación Académica y la Dirección de Programa para su respectiva aprobación, asignación docente y programación de horarios.</w:t>
+        <w:t>Manifestamos nuestro compromiso formal de matrícula y cumplimiento con los requerimientos académicos y arancelarios correspondientes al curso vacacional. Dado que contamos con un grupo sólido de 17 estudiantes interesados (superando el cupo mínimo requerido de 10 estudiantes), solicitamos su valiosa gestión ante la Coordinación Académica y la Dirección de Programa para su respectiva aprobación, asignación docente y programación de horarios.</w:t>
       </w:r>
     </w:p>
     <w:p>
@@ -475,11 +475,38 @@
               <w:jc w:val="center"/>
             </w:pPr>
             <w:r>
-              <w:rPr>
-                <w:color w:val="A0A0A0"/>
-                <w:sz w:val="15"/>
-              </w:rPr>
-              <w:t>____________________</w:t>
+              <w:drawing>
+                <wp:inline xmlns:a="http://schemas.openxmlformats.org/drawingml/2006/main" xmlns:pic="http://schemas.openxmlformats.org/drawingml/2006/picture">
+                  <wp:extent cx="731520" cy="292608"/>
+                  <wp:docPr id="1" name="Picture 1"/>
+                  <wp:cNvGraphicFramePr>
+                    <a:graphicFrameLocks noChangeAspect="1"/>
+                  </wp:cNvGraphicFramePr>
+                  <a:graphic>
+                    <a:graphicData uri="http://schemas.openxmlformats.org/drawingml/2006/picture">
+                      <pic:pic>
+                        <pic:nvPicPr>
+                          <pic:cNvPr id="0" name="image.png"/>
+                          <pic:cNvPicPr/>
+                        </pic:nvPicPr>
+                        <pic:blipFill>
+                          <a:blip r:embed="rId9"/>
+                          <a:stretch>
+                            <a:fillRect/>
+                          </a:stretch>
+                        </pic:blipFill>
+                        <pic:spPr>
+                          <a:xfrm>
+                            <a:off x="0" y="0"/>
+                            <a:ext cx="731520" cy="292608"/>
+                          </a:xfrm>
+                          <a:prstGeom prst="rect"/>
+                        </pic:spPr>
+                      </pic:pic>
+                    </a:graphicData>
+                  </a:graphic>
+                </wp:inline>
+              </w:drawing>
             </w:r>
           </w:p>
         </w:tc>
@@ -591,11 +618,38 @@
               <w:jc w:val="center"/>
             </w:pPr>
             <w:r>
-              <w:rPr>
-                <w:color w:val="A0A0A0"/>
-                <w:sz w:val="15"/>
-              </w:rPr>
-              <w:t>____________________</w:t>
+              <w:drawing>
+                <wp:inline xmlns:a="http://schemas.openxmlformats.org/drawingml/2006/main" xmlns:pic="http://schemas.openxmlformats.org/drawingml/2006/picture">
+                  <wp:extent cx="731520" cy="292608"/>
+                  <wp:docPr id="2" name="Picture 2"/>
+                  <wp:cNvGraphicFramePr>
+                    <a:graphicFrameLocks noChangeAspect="1"/>
+                  </wp:cNvGraphicFramePr>
+                  <a:graphic>
+                    <a:graphicData uri="http://schemas.openxmlformats.org/drawingml/2006/picture">
+                      <pic:pic>
+                        <pic:nvPicPr>
+                          <pic:cNvPr id="0" name="image.png"/>
+                          <pic:cNvPicPr/>
+                        </pic:nvPicPr>
+                        <pic:blipFill>
+                          <a:blip r:embed="rId10"/>
+                          <a:stretch>
+                            <a:fillRect/>
+                          </a:stretch>
+                        </pic:blipFill>
+                        <pic:spPr>
+                          <a:xfrm>
+                            <a:off x="0" y="0"/>
+                            <a:ext cx="731520" cy="292608"/>
+                          </a:xfrm>
+                          <a:prstGeom prst="rect"/>
+                        </pic:spPr>
+                      </pic:pic>
+                    </a:graphicData>
+                  </a:graphic>
+                </wp:inline>
+              </w:drawing>
             </w:r>
           </w:p>
         </w:tc>
@@ -710,7 +764,7 @@
               <w:drawing>
                 <wp:inline xmlns:a="http://schemas.openxmlformats.org/drawingml/2006/main" xmlns:pic="http://schemas.openxmlformats.org/drawingml/2006/picture">
                   <wp:extent cx="877060" cy="292608"/>
-                  <wp:docPr id="1" name="Picture 1"/>
+                  <wp:docPr id="3" name="Picture 3"/>
                   <wp:cNvGraphicFramePr>
                     <a:graphicFrameLocks noChangeAspect="1"/>
                   </wp:cNvGraphicFramePr>
@@ -722,7 +776,7 @@
                           <pic:cNvPicPr/>
                         </pic:nvPicPr>
                         <pic:blipFill>
-                          <a:blip r:embed="rId9"/>
+                          <a:blip r:embed="rId11"/>
                           <a:stretch>
                             <a:fillRect/>
                           </a:stretch>
@@ -966,11 +1020,38 @@
               <w:jc w:val="center"/>
             </w:pPr>
             <w:r>
-              <w:rPr>
-                <w:color w:val="A0A0A0"/>
-                <w:sz w:val="15"/>
-              </w:rPr>
-              <w:t>____________________</w:t>
+              <w:drawing>
+                <wp:inline xmlns:a="http://schemas.openxmlformats.org/drawingml/2006/main" xmlns:pic="http://schemas.openxmlformats.org/drawingml/2006/picture">
+                  <wp:extent cx="731520" cy="292608"/>
+                  <wp:docPr id="4" name="Picture 4"/>
+                  <wp:cNvGraphicFramePr>
+                    <a:graphicFrameLocks noChangeAspect="1"/>
+                  </wp:cNvGraphicFramePr>
+                  <a:graphic>
+                    <a:graphicData uri="http://schemas.openxmlformats.org/drawingml/2006/picture">
+                      <pic:pic>
+                        <pic:nvPicPr>
+                          <pic:cNvPr id="0" name="image.png"/>
+                          <pic:cNvPicPr/>
+                        </pic:nvPicPr>
+                        <pic:blipFill>
+                          <a:blip r:embed="rId12"/>
+                          <a:stretch>
+                            <a:fillRect/>
+                          </a:stretch>
+                        </pic:blipFill>
+                        <pic:spPr>
+                          <a:xfrm>
+                            <a:off x="0" y="0"/>
+                            <a:ext cx="731520" cy="292608"/>
+                          </a:xfrm>
+                          <a:prstGeom prst="rect"/>
+                        </pic:spPr>
+                      </pic:pic>
+                    </a:graphicData>
+                  </a:graphic>
+                </wp:inline>
+              </w:drawing>
             </w:r>
           </w:p>
         </w:tc>
@@ -1016,7 +1097,7 @@
                 <w:b/>
                 <w:sz w:val="17"/>
               </w:rPr>
-              <w:t>Jhan carlos barragan</w:t>
+              <w:t>Karen viviana Gaona Vargas</w:t>
             </w:r>
           </w:p>
         </w:tc>
@@ -1039,7 +1120,7 @@
               <w:rPr>
                 <w:sz w:val="17"/>
               </w:rPr>
-              <w:t>1084923515</w:t>
+              <w:t>1077866338</w:t>
             </w:r>
           </w:p>
         </w:tc>
@@ -1062,7 +1143,7 @@
               <w:rPr>
                 <w:sz w:val="17"/>
               </w:rPr>
-              <w:t>3204382761</w:t>
+              <w:t>3202555302</w:t>
             </w:r>
           </w:p>
         </w:tc>
@@ -1132,7 +1213,7 @@
                 <w:b/>
                 <w:sz w:val="17"/>
               </w:rPr>
-              <w:t>Karen viviana Gaona Vargas</w:t>
+              <w:t>Daniel Andres Quintero Sandoval</w:t>
             </w:r>
           </w:p>
         </w:tc>
@@ -1155,7 +1236,7 @@
               <w:rPr>
                 <w:sz w:val="17"/>
               </w:rPr>
-              <w:t>1077866338</w:t>
+              <w:t>1130657578</w:t>
             </w:r>
           </w:p>
         </w:tc>
@@ -1178,7 +1259,7 @@
               <w:rPr>
                 <w:sz w:val="17"/>
               </w:rPr>
-              <w:t>3202555302</w:t>
+              <w:t>3124805685</w:t>
             </w:r>
           </w:p>
         </w:tc>
@@ -1248,7 +1329,7 @@
                 <w:b/>
                 <w:sz w:val="17"/>
               </w:rPr>
-              <w:t>Daniel Andres Quintero Sandoval</w:t>
+              <w:t>Cristian David Conde Otalora</w:t>
             </w:r>
           </w:p>
         </w:tc>
@@ -1271,7 +1352,7 @@
               <w:rPr>
                 <w:sz w:val="17"/>
               </w:rPr>
-              <w:t>1130657578</w:t>
+              <w:t>1077722398</w:t>
             </w:r>
           </w:p>
         </w:tc>
@@ -1294,7 +1375,7 @@
               <w:rPr>
                 <w:sz w:val="17"/>
               </w:rPr>
-              <w:t>3124805685</w:t>
+              <w:t>3145554079</w:t>
             </w:r>
           </w:p>
         </w:tc>
@@ -1364,7 +1445,7 @@
                 <w:b/>
                 <w:sz w:val="17"/>
               </w:rPr>
-              <w:t>Cristian David Conde Otalora</w:t>
+              <w:t>Jonathan perez</w:t>
             </w:r>
           </w:p>
         </w:tc>
@@ -1387,7 +1468,7 @@
               <w:rPr>
                 <w:sz w:val="17"/>
               </w:rPr>
-              <w:t>1077722398</w:t>
+              <w:t>6804620</w:t>
             </w:r>
           </w:p>
         </w:tc>
@@ -1410,7 +1491,7 @@
               <w:rPr>
                 <w:sz w:val="17"/>
               </w:rPr>
-              <w:t>3145554079</w:t>
+              <w:t>3142441213</w:t>
             </w:r>
           </w:p>
         </w:tc>
@@ -1430,11 +1511,38 @@
               <w:jc w:val="center"/>
             </w:pPr>
             <w:r>
-              <w:rPr>
-                <w:color w:val="A0A0A0"/>
-                <w:sz w:val="15"/>
-              </w:rPr>
-              <w:t>____________________</w:t>
+              <w:drawing>
+                <wp:inline xmlns:a="http://schemas.openxmlformats.org/drawingml/2006/main" xmlns:pic="http://schemas.openxmlformats.org/drawingml/2006/picture">
+                  <wp:extent cx="731520" cy="292608"/>
+                  <wp:docPr id="5" name="Picture 5"/>
+                  <wp:cNvGraphicFramePr>
+                    <a:graphicFrameLocks noChangeAspect="1"/>
+                  </wp:cNvGraphicFramePr>
+                  <a:graphic>
+                    <a:graphicData uri="http://schemas.openxmlformats.org/drawingml/2006/picture">
+                      <pic:pic>
+                        <pic:nvPicPr>
+                          <pic:cNvPr id="0" name="image.png"/>
+                          <pic:cNvPicPr/>
+                        </pic:nvPicPr>
+                        <pic:blipFill>
+                          <a:blip r:embed="rId13"/>
+                          <a:stretch>
+                            <a:fillRect/>
+                          </a:stretch>
+                        </pic:blipFill>
+                        <pic:spPr>
+                          <a:xfrm>
+                            <a:off x="0" y="0"/>
+                            <a:ext cx="731520" cy="292608"/>
+                          </a:xfrm>
+                          <a:prstGeom prst="rect"/>
+                        </pic:spPr>
+                      </pic:pic>
+                    </a:graphicData>
+                  </a:graphic>
+                </wp:inline>
+              </w:drawing>
             </w:r>
           </w:p>
         </w:tc>
@@ -1480,7 +1588,7 @@
                 <w:b/>
                 <w:sz w:val="17"/>
               </w:rPr>
-              <w:t>Jonathan perez</w:t>
+              <w:t>Felipe Suare criollo</w:t>
             </w:r>
           </w:p>
         </w:tc>
@@ -1503,7 +1611,7 @@
               <w:rPr>
                 <w:sz w:val="17"/>
               </w:rPr>
-              <w:t>6804620</w:t>
+              <w:t>ELE120251062</w:t>
             </w:r>
           </w:p>
         </w:tc>
@@ -1526,7 +1634,7 @@
               <w:rPr>
                 <w:sz w:val="17"/>
               </w:rPr>
-              <w:t>3142441213</w:t>
+              <w:t>3218755379</w:t>
             </w:r>
           </w:p>
         </w:tc>
@@ -1546,11 +1654,38 @@
               <w:jc w:val="center"/>
             </w:pPr>
             <w:r>
-              <w:rPr>
-                <w:color w:val="A0A0A0"/>
-                <w:sz w:val="15"/>
-              </w:rPr>
-              <w:t>____________________</w:t>
+              <w:drawing>
+                <wp:inline xmlns:a="http://schemas.openxmlformats.org/drawingml/2006/main" xmlns:pic="http://schemas.openxmlformats.org/drawingml/2006/picture">
+                  <wp:extent cx="1371299" cy="292608"/>
+                  <wp:docPr id="6" name="Picture 6"/>
+                  <wp:cNvGraphicFramePr>
+                    <a:graphicFrameLocks noChangeAspect="1"/>
+                  </wp:cNvGraphicFramePr>
+                  <a:graphic>
+                    <a:graphicData uri="http://schemas.openxmlformats.org/drawingml/2006/picture">
+                      <pic:pic>
+                        <pic:nvPicPr>
+                          <pic:cNvPr id="0" name="image.png"/>
+                          <pic:cNvPicPr/>
+                        </pic:nvPicPr>
+                        <pic:blipFill>
+                          <a:blip r:embed="rId14"/>
+                          <a:stretch>
+                            <a:fillRect/>
+                          </a:stretch>
+                        </pic:blipFill>
+                        <pic:spPr>
+                          <a:xfrm>
+                            <a:off x="0" y="0"/>
+                            <a:ext cx="1371299" cy="292608"/>
+                          </a:xfrm>
+                          <a:prstGeom prst="rect"/>
+                        </pic:spPr>
+                      </pic:pic>
+                    </a:graphicData>
+                  </a:graphic>
+                </wp:inline>
+              </w:drawing>
             </w:r>
           </w:p>
         </w:tc>
@@ -1596,7 +1731,7 @@
                 <w:b/>
                 <w:sz w:val="17"/>
               </w:rPr>
-              <w:t>Felipe Suare criollo</w:t>
+              <w:t>John jairo Sánchez garcia</w:t>
             </w:r>
           </w:p>
         </w:tc>
@@ -1619,7 +1754,7 @@
               <w:rPr>
                 <w:sz w:val="17"/>
               </w:rPr>
-              <w:t>ELE120251062</w:t>
+              <w:t>79843323</w:t>
             </w:r>
           </w:p>
         </w:tc>
@@ -1642,7 +1777,7 @@
               <w:rPr>
                 <w:sz w:val="17"/>
               </w:rPr>
-              <w:t>3218755379</w:t>
+              <w:t>3108505201</w:t>
             </w:r>
           </w:p>
         </w:tc>
@@ -1664,8 +1799,8 @@
             <w:r>
               <w:drawing>
                 <wp:inline xmlns:a="http://schemas.openxmlformats.org/drawingml/2006/main" xmlns:pic="http://schemas.openxmlformats.org/drawingml/2006/picture">
-                  <wp:extent cx="1371299" cy="292608"/>
-                  <wp:docPr id="2" name="Picture 2"/>
+                  <wp:extent cx="1370333" cy="292608"/>
+                  <wp:docPr id="7" name="Picture 7"/>
                   <wp:cNvGraphicFramePr>
                     <a:graphicFrameLocks noChangeAspect="1"/>
                   </wp:cNvGraphicFramePr>
@@ -1677,7 +1812,7 @@
                           <pic:cNvPicPr/>
                         </pic:nvPicPr>
                         <pic:blipFill>
-                          <a:blip r:embed="rId10"/>
+                          <a:blip r:embed="rId15"/>
                           <a:stretch>
                             <a:fillRect/>
                           </a:stretch>
@@ -1685,7 +1820,7 @@
                         <pic:spPr>
                           <a:xfrm>
                             <a:off x="0" y="0"/>
-                            <a:ext cx="1371299" cy="292608"/>
+                            <a:ext cx="1370333" cy="292608"/>
                           </a:xfrm>
                           <a:prstGeom prst="rect"/>
                         </pic:spPr>
@@ -1739,7 +1874,7 @@
                 <w:b/>
                 <w:sz w:val="17"/>
               </w:rPr>
-              <w:t>John jairo Sánchez garcia</w:t>
+              <w:t>Cristhian camilo Alvarez naranjo</w:t>
             </w:r>
           </w:p>
         </w:tc>
@@ -1762,7 +1897,7 @@
               <w:rPr>
                 <w:sz w:val="17"/>
               </w:rPr>
-              <w:t>79843323</w:t>
+              <w:t>1110546856</w:t>
             </w:r>
           </w:p>
         </w:tc>
@@ -1785,7 +1920,7 @@
               <w:rPr>
                 <w:sz w:val="17"/>
               </w:rPr>
-              <w:t>3108505201</w:t>
+              <w:t>3214597005</w:t>
             </w:r>
           </w:p>
         </w:tc>
@@ -1807,8 +1942,8 @@
             <w:r>
               <w:drawing>
                 <wp:inline xmlns:a="http://schemas.openxmlformats.org/drawingml/2006/main" xmlns:pic="http://schemas.openxmlformats.org/drawingml/2006/picture">
-                  <wp:extent cx="1370333" cy="292608"/>
-                  <wp:docPr id="3" name="Picture 3"/>
+                  <wp:extent cx="1371299" cy="292608"/>
+                  <wp:docPr id="8" name="Picture 8"/>
                   <wp:cNvGraphicFramePr>
                     <a:graphicFrameLocks noChangeAspect="1"/>
                   </wp:cNvGraphicFramePr>
@@ -1820,7 +1955,7 @@
                           <pic:cNvPicPr/>
                         </pic:nvPicPr>
                         <pic:blipFill>
-                          <a:blip r:embed="rId11"/>
+                          <a:blip r:embed="rId16"/>
                           <a:stretch>
                             <a:fillRect/>
                           </a:stretch>
@@ -1828,7 +1963,7 @@
                         <pic:spPr>
                           <a:xfrm>
                             <a:off x="0" y="0"/>
-                            <a:ext cx="1370333" cy="292608"/>
+                            <a:ext cx="1371299" cy="292608"/>
                           </a:xfrm>
                           <a:prstGeom prst="rect"/>
                         </pic:spPr>
@@ -1882,7 +2017,7 @@
                 <w:b/>
                 <w:sz w:val="17"/>
               </w:rPr>
-              <w:t>Cristhian camilo Alvarez naranjo</w:t>
+              <w:t>Yessica Andrea Triana Jaime</w:t>
             </w:r>
           </w:p>
         </w:tc>
@@ -1905,7 +2040,7 @@
               <w:rPr>
                 <w:sz w:val="17"/>
               </w:rPr>
-              <w:t>1110546856</w:t>
+              <w:t>1083903194</w:t>
             </w:r>
           </w:p>
         </w:tc>
@@ -1928,7 +2063,7 @@
               <w:rPr>
                 <w:sz w:val="17"/>
               </w:rPr>
-              <w:t>3214597005</w:t>
+              <w:t>3138468363</w:t>
             </w:r>
           </w:p>
         </w:tc>
@@ -1950,8 +2085,8 @@
             <w:r>
               <w:drawing>
                 <wp:inline xmlns:a="http://schemas.openxmlformats.org/drawingml/2006/main" xmlns:pic="http://schemas.openxmlformats.org/drawingml/2006/picture">
-                  <wp:extent cx="1371299" cy="292608"/>
-                  <wp:docPr id="4" name="Picture 4"/>
+                  <wp:extent cx="731520" cy="292608"/>
+                  <wp:docPr id="9" name="Picture 9"/>
                   <wp:cNvGraphicFramePr>
                     <a:graphicFrameLocks noChangeAspect="1"/>
                   </wp:cNvGraphicFramePr>
@@ -1963,7 +2098,7 @@
                           <pic:cNvPicPr/>
                         </pic:nvPicPr>
                         <pic:blipFill>
-                          <a:blip r:embed="rId12"/>
+                          <a:blip r:embed="rId17"/>
                           <a:stretch>
                             <a:fillRect/>
                           </a:stretch>
@@ -1971,7 +2106,436 @@
                         <pic:spPr>
                           <a:xfrm>
                             <a:off x="0" y="0"/>
-                            <a:ext cx="1371299" cy="292608"/>
+                            <a:ext cx="731520" cy="292608"/>
+                          </a:xfrm>
+                          <a:prstGeom prst="rect"/>
+                        </pic:spPr>
+                      </pic:pic>
+                    </a:graphicData>
+                  </a:graphic>
+                </wp:inline>
+              </w:drawing>
+            </w:r>
+          </w:p>
+        </w:tc>
+      </w:tr>
+      <w:tr>
+        <w:tc>
+          <w:tcPr>
+            <w:tcW w:type="dxa" w:w="576"/>
+            <w:tcMar>
+              <w:top w:w="100" w:type="dxa"/>
+              <w:bottom w:w="100" w:type="dxa"/>
+              <w:left w:w="80" w:type="dxa"/>
+              <w:right w:w="80" w:type="dxa"/>
+            </w:tcMar>
+            <w:shd w:fill="FFFFFF"/>
+          </w:tcPr>
+          <w:p>
+            <w:pPr>
+              <w:jc w:val="center"/>
+            </w:pPr>
+            <w:r>
+              <w:rPr>
+                <w:sz w:val="17"/>
+              </w:rPr>
+              <w:t>15</w:t>
+            </w:r>
+          </w:p>
+        </w:tc>
+        <w:tc>
+          <w:tcPr>
+            <w:tcW w:type="dxa" w:w="3312"/>
+            <w:tcMar>
+              <w:top w:w="100" w:type="dxa"/>
+              <w:bottom w:w="100" w:type="dxa"/>
+              <w:left w:w="80" w:type="dxa"/>
+              <w:right w:w="80" w:type="dxa"/>
+            </w:tcMar>
+            <w:shd w:fill="FFFFFF"/>
+          </w:tcPr>
+          <w:p>
+            <w:r>
+              <w:rPr>
+                <w:b/>
+                <w:sz w:val="17"/>
+              </w:rPr>
+              <w:t>Yonier Castillo Mamian</w:t>
+            </w:r>
+          </w:p>
+        </w:tc>
+        <w:tc>
+          <w:tcPr>
+            <w:tcW w:type="dxa" w:w="1728"/>
+            <w:tcMar>
+              <w:top w:w="100" w:type="dxa"/>
+              <w:bottom w:w="100" w:type="dxa"/>
+              <w:left w:w="80" w:type="dxa"/>
+              <w:right w:w="80" w:type="dxa"/>
+            </w:tcMar>
+            <w:shd w:fill="FFFFFF"/>
+          </w:tcPr>
+          <w:p>
+            <w:pPr>
+              <w:jc w:val="center"/>
+            </w:pPr>
+            <w:r>
+              <w:rPr>
+                <w:sz w:val="17"/>
+              </w:rPr>
+              <w:t>1007393163</w:t>
+            </w:r>
+          </w:p>
+        </w:tc>
+        <w:tc>
+          <w:tcPr>
+            <w:tcW w:type="dxa" w:w="1584"/>
+            <w:tcMar>
+              <w:top w:w="100" w:type="dxa"/>
+              <w:bottom w:w="100" w:type="dxa"/>
+              <w:left w:w="80" w:type="dxa"/>
+              <w:right w:w="80" w:type="dxa"/>
+            </w:tcMar>
+            <w:shd w:fill="FFFFFF"/>
+          </w:tcPr>
+          <w:p>
+            <w:pPr>
+              <w:jc w:val="center"/>
+            </w:pPr>
+            <w:r>
+              <w:rPr>
+                <w:sz w:val="17"/>
+              </w:rPr>
+              <w:t>3146332975</w:t>
+            </w:r>
+          </w:p>
+        </w:tc>
+        <w:tc>
+          <w:tcPr>
+            <w:tcW w:type="dxa" w:w="2592"/>
+            <w:tcMar>
+              <w:top w:w="100" w:type="dxa"/>
+              <w:bottom w:w="100" w:type="dxa"/>
+              <w:left w:w="80" w:type="dxa"/>
+              <w:right w:w="80" w:type="dxa"/>
+            </w:tcMar>
+            <w:shd w:fill="FFFFFF"/>
+          </w:tcPr>
+          <w:p>
+            <w:pPr>
+              <w:jc w:val="center"/>
+            </w:pPr>
+            <w:r>
+              <w:drawing>
+                <wp:inline xmlns:a="http://schemas.openxmlformats.org/drawingml/2006/main" xmlns:pic="http://schemas.openxmlformats.org/drawingml/2006/picture">
+                  <wp:extent cx="731520" cy="292608"/>
+                  <wp:docPr id="10" name="Picture 10"/>
+                  <wp:cNvGraphicFramePr>
+                    <a:graphicFrameLocks noChangeAspect="1"/>
+                  </wp:cNvGraphicFramePr>
+                  <a:graphic>
+                    <a:graphicData uri="http://schemas.openxmlformats.org/drawingml/2006/picture">
+                      <pic:pic>
+                        <pic:nvPicPr>
+                          <pic:cNvPr id="0" name="image.png"/>
+                          <pic:cNvPicPr/>
+                        </pic:nvPicPr>
+                        <pic:blipFill>
+                          <a:blip r:embed="rId18"/>
+                          <a:stretch>
+                            <a:fillRect/>
+                          </a:stretch>
+                        </pic:blipFill>
+                        <pic:spPr>
+                          <a:xfrm>
+                            <a:off x="0" y="0"/>
+                            <a:ext cx="731520" cy="292608"/>
+                          </a:xfrm>
+                          <a:prstGeom prst="rect"/>
+                        </pic:spPr>
+                      </pic:pic>
+                    </a:graphicData>
+                  </a:graphic>
+                </wp:inline>
+              </w:drawing>
+            </w:r>
+          </w:p>
+        </w:tc>
+      </w:tr>
+      <w:tr>
+        <w:tc>
+          <w:tcPr>
+            <w:tcW w:type="dxa" w:w="576"/>
+            <w:tcMar>
+              <w:top w:w="100" w:type="dxa"/>
+              <w:bottom w:w="100" w:type="dxa"/>
+              <w:left w:w="80" w:type="dxa"/>
+              <w:right w:w="80" w:type="dxa"/>
+            </w:tcMar>
+            <w:shd w:fill="F9FAF8"/>
+          </w:tcPr>
+          <w:p>
+            <w:pPr>
+              <w:jc w:val="center"/>
+            </w:pPr>
+            <w:r>
+              <w:rPr>
+                <w:sz w:val="17"/>
+              </w:rPr>
+              <w:t>16</w:t>
+            </w:r>
+          </w:p>
+        </w:tc>
+        <w:tc>
+          <w:tcPr>
+            <w:tcW w:type="dxa" w:w="3312"/>
+            <w:tcMar>
+              <w:top w:w="100" w:type="dxa"/>
+              <w:bottom w:w="100" w:type="dxa"/>
+              <w:left w:w="80" w:type="dxa"/>
+              <w:right w:w="80" w:type="dxa"/>
+            </w:tcMar>
+            <w:shd w:fill="F9FAF8"/>
+          </w:tcPr>
+          <w:p>
+            <w:r>
+              <w:rPr>
+                <w:b/>
+                <w:sz w:val="17"/>
+              </w:rPr>
+              <w:t>Yamid René Potosí</w:t>
+            </w:r>
+          </w:p>
+        </w:tc>
+        <w:tc>
+          <w:tcPr>
+            <w:tcW w:type="dxa" w:w="1728"/>
+            <w:tcMar>
+              <w:top w:w="100" w:type="dxa"/>
+              <w:bottom w:w="100" w:type="dxa"/>
+              <w:left w:w="80" w:type="dxa"/>
+              <w:right w:w="80" w:type="dxa"/>
+            </w:tcMar>
+            <w:shd w:fill="F9FAF8"/>
+          </w:tcPr>
+          <w:p>
+            <w:pPr>
+              <w:jc w:val="center"/>
+            </w:pPr>
+            <w:r>
+              <w:rPr>
+                <w:sz w:val="17"/>
+              </w:rPr>
+              <w:t>1063808522</w:t>
+            </w:r>
+          </w:p>
+        </w:tc>
+        <w:tc>
+          <w:tcPr>
+            <w:tcW w:type="dxa" w:w="1584"/>
+            <w:tcMar>
+              <w:top w:w="100" w:type="dxa"/>
+              <w:bottom w:w="100" w:type="dxa"/>
+              <w:left w:w="80" w:type="dxa"/>
+              <w:right w:w="80" w:type="dxa"/>
+            </w:tcMar>
+            <w:shd w:fill="F9FAF8"/>
+          </w:tcPr>
+          <w:p>
+            <w:pPr>
+              <w:jc w:val="center"/>
+            </w:pPr>
+            <w:r>
+              <w:rPr>
+                <w:sz w:val="17"/>
+              </w:rPr>
+              <w:t>3042230424</w:t>
+            </w:r>
+          </w:p>
+        </w:tc>
+        <w:tc>
+          <w:tcPr>
+            <w:tcW w:type="dxa" w:w="2592"/>
+            <w:tcMar>
+              <w:top w:w="100" w:type="dxa"/>
+              <w:bottom w:w="100" w:type="dxa"/>
+              <w:left w:w="80" w:type="dxa"/>
+              <w:right w:w="80" w:type="dxa"/>
+            </w:tcMar>
+            <w:shd w:fill="F9FAF8"/>
+          </w:tcPr>
+          <w:p>
+            <w:pPr>
+              <w:jc w:val="center"/>
+            </w:pPr>
+            <w:r>
+              <w:drawing>
+                <wp:inline xmlns:a="http://schemas.openxmlformats.org/drawingml/2006/main" xmlns:pic="http://schemas.openxmlformats.org/drawingml/2006/picture">
+                  <wp:extent cx="731520" cy="292608"/>
+                  <wp:docPr id="11" name="Picture 11"/>
+                  <wp:cNvGraphicFramePr>
+                    <a:graphicFrameLocks noChangeAspect="1"/>
+                  </wp:cNvGraphicFramePr>
+                  <a:graphic>
+                    <a:graphicData uri="http://schemas.openxmlformats.org/drawingml/2006/picture">
+                      <pic:pic>
+                        <pic:nvPicPr>
+                          <pic:cNvPr id="0" name="image.png"/>
+                          <pic:cNvPicPr/>
+                        </pic:nvPicPr>
+                        <pic:blipFill>
+                          <a:blip r:embed="rId19"/>
+                          <a:stretch>
+                            <a:fillRect/>
+                          </a:stretch>
+                        </pic:blipFill>
+                        <pic:spPr>
+                          <a:xfrm>
+                            <a:off x="0" y="0"/>
+                            <a:ext cx="731520" cy="292608"/>
+                          </a:xfrm>
+                          <a:prstGeom prst="rect"/>
+                        </pic:spPr>
+                      </pic:pic>
+                    </a:graphicData>
+                  </a:graphic>
+                </wp:inline>
+              </w:drawing>
+            </w:r>
+          </w:p>
+        </w:tc>
+      </w:tr>
+      <w:tr>
+        <w:tc>
+          <w:tcPr>
+            <w:tcW w:type="dxa" w:w="576"/>
+            <w:tcMar>
+              <w:top w:w="100" w:type="dxa"/>
+              <w:bottom w:w="100" w:type="dxa"/>
+              <w:left w:w="80" w:type="dxa"/>
+              <w:right w:w="80" w:type="dxa"/>
+            </w:tcMar>
+            <w:shd w:fill="FFFFFF"/>
+          </w:tcPr>
+          <w:p>
+            <w:pPr>
+              <w:jc w:val="center"/>
+            </w:pPr>
+            <w:r>
+              <w:rPr>
+                <w:sz w:val="17"/>
+              </w:rPr>
+              <w:t>17</w:t>
+            </w:r>
+          </w:p>
+        </w:tc>
+        <w:tc>
+          <w:tcPr>
+            <w:tcW w:type="dxa" w:w="3312"/>
+            <w:tcMar>
+              <w:top w:w="100" w:type="dxa"/>
+              <w:bottom w:w="100" w:type="dxa"/>
+              <w:left w:w="80" w:type="dxa"/>
+              <w:right w:w="80" w:type="dxa"/>
+            </w:tcMar>
+            <w:shd w:fill="FFFFFF"/>
+          </w:tcPr>
+          <w:p>
+            <w:r>
+              <w:rPr>
+                <w:b/>
+                <w:sz w:val="17"/>
+              </w:rPr>
+              <w:t>DAVIDSON JAIR BASTIDAS CERON</w:t>
+            </w:r>
+          </w:p>
+        </w:tc>
+        <w:tc>
+          <w:tcPr>
+            <w:tcW w:type="dxa" w:w="1728"/>
+            <w:tcMar>
+              <w:top w:w="100" w:type="dxa"/>
+              <w:bottom w:w="100" w:type="dxa"/>
+              <w:left w:w="80" w:type="dxa"/>
+              <w:right w:w="80" w:type="dxa"/>
+            </w:tcMar>
+            <w:shd w:fill="FFFFFF"/>
+          </w:tcPr>
+          <w:p>
+            <w:pPr>
+              <w:jc w:val="center"/>
+            </w:pPr>
+            <w:r>
+              <w:rPr>
+                <w:sz w:val="17"/>
+              </w:rPr>
+              <w:t>ELE120251076</w:t>
+            </w:r>
+          </w:p>
+        </w:tc>
+        <w:tc>
+          <w:tcPr>
+            <w:tcW w:type="dxa" w:w="1584"/>
+            <w:tcMar>
+              <w:top w:w="100" w:type="dxa"/>
+              <w:bottom w:w="100" w:type="dxa"/>
+              <w:left w:w="80" w:type="dxa"/>
+              <w:right w:w="80" w:type="dxa"/>
+            </w:tcMar>
+            <w:shd w:fill="FFFFFF"/>
+          </w:tcPr>
+          <w:p>
+            <w:pPr>
+              <w:jc w:val="center"/>
+            </w:pPr>
+            <w:r>
+              <w:rPr>
+                <w:sz w:val="17"/>
+              </w:rPr>
+              <w:t>3134106247</w:t>
+            </w:r>
+          </w:p>
+        </w:tc>
+        <w:tc>
+          <w:tcPr>
+            <w:tcW w:type="dxa" w:w="2592"/>
+            <w:tcMar>
+              <w:top w:w="100" w:type="dxa"/>
+              <w:bottom w:w="100" w:type="dxa"/>
+              <w:left w:w="80" w:type="dxa"/>
+              <w:right w:w="80" w:type="dxa"/>
+            </w:tcMar>
+            <w:shd w:fill="FFFFFF"/>
+          </w:tcPr>
+          <w:p>
+            <w:pPr>
+              <w:jc w:val="center"/>
+            </w:pPr>
+            <w:r>
+              <w:drawing>
+                <wp:inline xmlns:a="http://schemas.openxmlformats.org/drawingml/2006/main" xmlns:pic="http://schemas.openxmlformats.org/drawingml/2006/picture">
+                  <wp:extent cx="731520" cy="292608"/>
+                  <wp:docPr id="12" name="Picture 12"/>
+                  <wp:cNvGraphicFramePr>
+                    <a:graphicFrameLocks noChangeAspect="1"/>
+                  </wp:cNvGraphicFramePr>
+                  <a:graphic>
+                    <a:graphicData uri="http://schemas.openxmlformats.org/drawingml/2006/picture">
+                      <pic:pic>
+                        <pic:nvPicPr>
+                          <pic:cNvPr id="0" name="image.png"/>
+                          <pic:cNvPicPr/>
+                        </pic:nvPicPr>
+                        <pic:blipFill>
+                          <a:blip r:embed="rId20"/>
+                          <a:stretch>
+                            <a:fillRect/>
+                          </a:stretch>
+                        </pic:blipFill>
+                        <pic:spPr>
+                          <a:xfrm>
+                            <a:off x="0" y="0"/>
+                            <a:ext cx="731520" cy="292608"/>
                           </a:xfrm>
                           <a:prstGeom prst="rect"/>
                         </pic:spPr>

--- a/cartas_solicitud/Carta_Solicitud_ELE0300733_MAQUINAS_ELECTRICAS_II_TP.docx
+++ b/cartas_solicitud/Carta_Solicitud_ELE0300733_MAQUINAS_ELECTRICAS_II_TP.docx
@@ -11,7 +11,7 @@
           <w:color w:val="646464"/>
           <w:sz w:val="20"/>
         </w:rPr>
-        <w:t>Neiva, Huila, 24 de octubre de 2026</w:t>
+        <w:t>Neiva, Huila, 25 de octubre de 2026</w:t>
         <w:br/>
       </w:r>
     </w:p>
@@ -88,7 +88,7 @@
         <w:br/>
         <w:t>• Semestre del Plan de Estudios: Semestre 7°</w:t>
         <w:br/>
-        <w:t>• Total de Estudiantes Solicitantes Preinscritos: 17 estudiantes</w:t>
+        <w:t>• Total de Estudiantes Solicitantes Preinscritos: 23 estudiantes</w:t>
       </w:r>
     </w:p>
     <w:p>
@@ -97,7 +97,7 @@
         <w:jc w:val="both"/>
       </w:pPr>
       <w:r>
-        <w:t>Manifestamos nuestro compromiso formal de matrícula y cumplimiento con los requerimientos académicos y arancelarios correspondientes al curso vacacional. Dado que contamos con un grupo sólido de 17 estudiantes interesados (superando el cupo mínimo requerido de 10 estudiantes), solicitamos su valiosa gestión ante la Coordinación Académica y la Dirección de Programa para su respectiva aprobación, asignación docente y programación de horarios.</w:t>
+        <w:t>Manifestamos nuestro compromiso formal de matrícula y cumplimiento con los requerimientos académicos y arancelarios correspondientes al curso vacacional. Dado que contamos con un grupo sólido de 23 estudiantes interesados (superando el cupo mínimo requerido de 10 estudiantes), solicitamos su valiosa gestión ante la Coordinación Académica y la Dirección de Programa para su respectiva aprobación, asignación docente y programación de horarios.</w:t>
       </w:r>
     </w:p>
     <w:p>
@@ -359,11 +359,38 @@
               <w:jc w:val="center"/>
             </w:pPr>
             <w:r>
-              <w:rPr>
-                <w:color w:val="A0A0A0"/>
-                <w:sz w:val="15"/>
-              </w:rPr>
-              <w:t>____________________</w:t>
+              <w:drawing>
+                <wp:inline xmlns:a="http://schemas.openxmlformats.org/drawingml/2006/main" xmlns:pic="http://schemas.openxmlformats.org/drawingml/2006/picture">
+                  <wp:extent cx="731520" cy="292608"/>
+                  <wp:docPr id="1" name="Picture 1"/>
+                  <wp:cNvGraphicFramePr>
+                    <a:graphicFrameLocks noChangeAspect="1"/>
+                  </wp:cNvGraphicFramePr>
+                  <a:graphic>
+                    <a:graphicData uri="http://schemas.openxmlformats.org/drawingml/2006/picture">
+                      <pic:pic>
+                        <pic:nvPicPr>
+                          <pic:cNvPr id="0" name="image.png"/>
+                          <pic:cNvPicPr/>
+                        </pic:nvPicPr>
+                        <pic:blipFill>
+                          <a:blip r:embed="rId9"/>
+                          <a:stretch>
+                            <a:fillRect/>
+                          </a:stretch>
+                        </pic:blipFill>
+                        <pic:spPr>
+                          <a:xfrm>
+                            <a:off x="0" y="0"/>
+                            <a:ext cx="731520" cy="292608"/>
+                          </a:xfrm>
+                          <a:prstGeom prst="rect"/>
+                        </pic:spPr>
+                      </pic:pic>
+                    </a:graphicData>
+                  </a:graphic>
+                </wp:inline>
+              </w:drawing>
             </w:r>
           </w:p>
         </w:tc>
@@ -409,7 +436,7 @@
                 <w:b/>
                 <w:sz w:val="17"/>
               </w:rPr>
-              <w:t>Andrés Felipe Muñoz</w:t>
+              <w:t>Aura Galvis</w:t>
             </w:r>
           </w:p>
         </w:tc>
@@ -432,7 +459,7 @@
               <w:rPr>
                 <w:sz w:val="17"/>
               </w:rPr>
-              <w:t>1061690977</w:t>
+              <w:t>0</w:t>
             </w:r>
           </w:p>
         </w:tc>
@@ -455,7 +482,7 @@
               <w:rPr>
                 <w:sz w:val="17"/>
               </w:rPr>
-              <w:t>3108840329</w:t>
+              <w:t>3058596912</w:t>
             </w:r>
           </w:p>
         </w:tc>
@@ -478,7 +505,7 @@
               <w:drawing>
                 <wp:inline xmlns:a="http://schemas.openxmlformats.org/drawingml/2006/main" xmlns:pic="http://schemas.openxmlformats.org/drawingml/2006/picture">
                   <wp:extent cx="731520" cy="292608"/>
-                  <wp:docPr id="1" name="Picture 1"/>
+                  <wp:docPr id="2" name="Picture 2"/>
                   <wp:cNvGraphicFramePr>
                     <a:graphicFrameLocks noChangeAspect="1"/>
                   </wp:cNvGraphicFramePr>
@@ -490,7 +517,7 @@
                           <pic:cNvPicPr/>
                         </pic:nvPicPr>
                         <pic:blipFill>
-                          <a:blip r:embed="rId9"/>
+                          <a:blip r:embed="rId10"/>
                           <a:stretch>
                             <a:fillRect/>
                           </a:stretch>
@@ -552,7 +579,7 @@
                 <w:b/>
                 <w:sz w:val="17"/>
               </w:rPr>
-              <w:t>Holman Diego Fernández Ramírez</w:t>
+              <w:t>Andrés Felipe Muñoz</w:t>
             </w:r>
           </w:p>
         </w:tc>
@@ -575,7 +602,7 @@
               <w:rPr>
                 <w:sz w:val="17"/>
               </w:rPr>
-              <w:t>1061694993</w:t>
+              <w:t>1061690977</w:t>
             </w:r>
           </w:p>
         </w:tc>
@@ -598,7 +625,7 @@
               <w:rPr>
                 <w:sz w:val="17"/>
               </w:rPr>
-              <w:t>3012113817</w:t>
+              <w:t>3108840329</w:t>
             </w:r>
           </w:p>
         </w:tc>
@@ -621,7 +648,7 @@
               <w:drawing>
                 <wp:inline xmlns:a="http://schemas.openxmlformats.org/drawingml/2006/main" xmlns:pic="http://schemas.openxmlformats.org/drawingml/2006/picture">
                   <wp:extent cx="731520" cy="292608"/>
-                  <wp:docPr id="2" name="Picture 2"/>
+                  <wp:docPr id="3" name="Picture 3"/>
                   <wp:cNvGraphicFramePr>
                     <a:graphicFrameLocks noChangeAspect="1"/>
                   </wp:cNvGraphicFramePr>
@@ -633,7 +660,7 @@
                           <pic:cNvPicPr/>
                         </pic:nvPicPr>
                         <pic:blipFill>
-                          <a:blip r:embed="rId10"/>
+                          <a:blip r:embed="rId11"/>
                           <a:stretch>
                             <a:fillRect/>
                           </a:stretch>
@@ -695,7 +722,7 @@
                 <w:b/>
                 <w:sz w:val="17"/>
               </w:rPr>
-              <w:t>juan camilo murillo moreno</w:t>
+              <w:t>Holman Diego Fernández Ramírez</w:t>
             </w:r>
           </w:p>
         </w:tc>
@@ -718,7 +745,7 @@
               <w:rPr>
                 <w:sz w:val="17"/>
               </w:rPr>
-              <w:t>1019072230</w:t>
+              <w:t>1061694993</w:t>
             </w:r>
           </w:p>
         </w:tc>
@@ -741,266 +768,7 @@
               <w:rPr>
                 <w:sz w:val="17"/>
               </w:rPr>
-              <w:t>3106013444</w:t>
-            </w:r>
-          </w:p>
-        </w:tc>
-        <w:tc>
-          <w:tcPr>
-            <w:tcW w:type="dxa" w:w="2592"/>
-            <w:tcMar>
-              <w:top w:w="100" w:type="dxa"/>
-              <w:bottom w:w="100" w:type="dxa"/>
-              <w:left w:w="80" w:type="dxa"/>
-              <w:right w:w="80" w:type="dxa"/>
-            </w:tcMar>
-            <w:shd w:fill="F9FAF8"/>
-          </w:tcPr>
-          <w:p>
-            <w:pPr>
-              <w:jc w:val="center"/>
-            </w:pPr>
-            <w:r>
-              <w:drawing>
-                <wp:inline xmlns:a="http://schemas.openxmlformats.org/drawingml/2006/main" xmlns:pic="http://schemas.openxmlformats.org/drawingml/2006/picture">
-                  <wp:extent cx="877060" cy="292608"/>
-                  <wp:docPr id="3" name="Picture 3"/>
-                  <wp:cNvGraphicFramePr>
-                    <a:graphicFrameLocks noChangeAspect="1"/>
-                  </wp:cNvGraphicFramePr>
-                  <a:graphic>
-                    <a:graphicData uri="http://schemas.openxmlformats.org/drawingml/2006/picture">
-                      <pic:pic>
-                        <pic:nvPicPr>
-                          <pic:cNvPr id="0" name="image.png"/>
-                          <pic:cNvPicPr/>
-                        </pic:nvPicPr>
-                        <pic:blipFill>
-                          <a:blip r:embed="rId11"/>
-                          <a:stretch>
-                            <a:fillRect/>
-                          </a:stretch>
-                        </pic:blipFill>
-                        <pic:spPr>
-                          <a:xfrm>
-                            <a:off x="0" y="0"/>
-                            <a:ext cx="877060" cy="292608"/>
-                          </a:xfrm>
-                          <a:prstGeom prst="rect"/>
-                        </pic:spPr>
-                      </pic:pic>
-                    </a:graphicData>
-                  </a:graphic>
-                </wp:inline>
-              </w:drawing>
-            </w:r>
-          </w:p>
-        </w:tc>
-      </w:tr>
-      <w:tr>
-        <w:tc>
-          <w:tcPr>
-            <w:tcW w:type="dxa" w:w="576"/>
-            <w:tcMar>
-              <w:top w:w="100" w:type="dxa"/>
-              <w:bottom w:w="100" w:type="dxa"/>
-              <w:left w:w="80" w:type="dxa"/>
-              <w:right w:w="80" w:type="dxa"/>
-            </w:tcMar>
-            <w:shd w:fill="FFFFFF"/>
-          </w:tcPr>
-          <w:p>
-            <w:pPr>
-              <w:jc w:val="center"/>
-            </w:pPr>
-            <w:r>
-              <w:rPr>
-                <w:sz w:val="17"/>
-              </w:rPr>
-              <w:t>5</w:t>
-            </w:r>
-          </w:p>
-        </w:tc>
-        <w:tc>
-          <w:tcPr>
-            <w:tcW w:type="dxa" w:w="3312"/>
-            <w:tcMar>
-              <w:top w:w="100" w:type="dxa"/>
-              <w:bottom w:w="100" w:type="dxa"/>
-              <w:left w:w="80" w:type="dxa"/>
-              <w:right w:w="80" w:type="dxa"/>
-            </w:tcMar>
-            <w:shd w:fill="FFFFFF"/>
-          </w:tcPr>
-          <w:p>
-            <w:r>
-              <w:rPr>
-                <w:b/>
-                <w:sz w:val="17"/>
-              </w:rPr>
-              <w:t>RICARDO CUBILLOS</w:t>
-            </w:r>
-          </w:p>
-        </w:tc>
-        <w:tc>
-          <w:tcPr>
-            <w:tcW w:type="dxa" w:w="1728"/>
-            <w:tcMar>
-              <w:top w:w="100" w:type="dxa"/>
-              <w:bottom w:w="100" w:type="dxa"/>
-              <w:left w:w="80" w:type="dxa"/>
-              <w:right w:w="80" w:type="dxa"/>
-            </w:tcMar>
-            <w:shd w:fill="FFFFFF"/>
-          </w:tcPr>
-          <w:p>
-            <w:pPr>
-              <w:jc w:val="center"/>
-            </w:pPr>
-            <w:r>
-              <w:rPr>
-                <w:sz w:val="17"/>
-              </w:rPr>
-              <w:t>1114399612</w:t>
-            </w:r>
-          </w:p>
-        </w:tc>
-        <w:tc>
-          <w:tcPr>
-            <w:tcW w:type="dxa" w:w="1584"/>
-            <w:tcMar>
-              <w:top w:w="100" w:type="dxa"/>
-              <w:bottom w:w="100" w:type="dxa"/>
-              <w:left w:w="80" w:type="dxa"/>
-              <w:right w:w="80" w:type="dxa"/>
-            </w:tcMar>
-            <w:shd w:fill="FFFFFF"/>
-          </w:tcPr>
-          <w:p>
-            <w:pPr>
-              <w:jc w:val="center"/>
-            </w:pPr>
-            <w:r>
-              <w:rPr>
-                <w:sz w:val="17"/>
-              </w:rPr>
-              <w:t>3146588017</w:t>
-            </w:r>
-          </w:p>
-        </w:tc>
-        <w:tc>
-          <w:tcPr>
-            <w:tcW w:type="dxa" w:w="2592"/>
-            <w:tcMar>
-              <w:top w:w="100" w:type="dxa"/>
-              <w:bottom w:w="100" w:type="dxa"/>
-              <w:left w:w="80" w:type="dxa"/>
-              <w:right w:w="80" w:type="dxa"/>
-            </w:tcMar>
-            <w:shd w:fill="FFFFFF"/>
-          </w:tcPr>
-          <w:p>
-            <w:pPr>
-              <w:jc w:val="center"/>
-            </w:pPr>
-            <w:r>
-              <w:rPr>
-                <w:color w:val="A0A0A0"/>
-                <w:sz w:val="15"/>
-              </w:rPr>
-              <w:t>____________________</w:t>
-            </w:r>
-          </w:p>
-        </w:tc>
-      </w:tr>
-      <w:tr>
-        <w:tc>
-          <w:tcPr>
-            <w:tcW w:type="dxa" w:w="576"/>
-            <w:tcMar>
-              <w:top w:w="100" w:type="dxa"/>
-              <w:bottom w:w="100" w:type="dxa"/>
-              <w:left w:w="80" w:type="dxa"/>
-              <w:right w:w="80" w:type="dxa"/>
-            </w:tcMar>
-            <w:shd w:fill="F9FAF8"/>
-          </w:tcPr>
-          <w:p>
-            <w:pPr>
-              <w:jc w:val="center"/>
-            </w:pPr>
-            <w:r>
-              <w:rPr>
-                <w:sz w:val="17"/>
-              </w:rPr>
-              <w:t>6</w:t>
-            </w:r>
-          </w:p>
-        </w:tc>
-        <w:tc>
-          <w:tcPr>
-            <w:tcW w:type="dxa" w:w="3312"/>
-            <w:tcMar>
-              <w:top w:w="100" w:type="dxa"/>
-              <w:bottom w:w="100" w:type="dxa"/>
-              <w:left w:w="80" w:type="dxa"/>
-              <w:right w:w="80" w:type="dxa"/>
-            </w:tcMar>
-            <w:shd w:fill="F9FAF8"/>
-          </w:tcPr>
-          <w:p>
-            <w:r>
-              <w:rPr>
-                <w:b/>
-                <w:sz w:val="17"/>
-              </w:rPr>
-              <w:t>Astrid Carolina Becerra Cordoba</w:t>
-            </w:r>
-          </w:p>
-        </w:tc>
-        <w:tc>
-          <w:tcPr>
-            <w:tcW w:type="dxa" w:w="1728"/>
-            <w:tcMar>
-              <w:top w:w="100" w:type="dxa"/>
-              <w:bottom w:w="100" w:type="dxa"/>
-              <w:left w:w="80" w:type="dxa"/>
-              <w:right w:w="80" w:type="dxa"/>
-            </w:tcMar>
-            <w:shd w:fill="F9FAF8"/>
-          </w:tcPr>
-          <w:p>
-            <w:pPr>
-              <w:jc w:val="center"/>
-            </w:pPr>
-            <w:r>
-              <w:rPr>
-                <w:sz w:val="17"/>
-              </w:rPr>
-              <w:t>1124862386</w:t>
-            </w:r>
-          </w:p>
-        </w:tc>
-        <w:tc>
-          <w:tcPr>
-            <w:tcW w:type="dxa" w:w="1584"/>
-            <w:tcMar>
-              <w:top w:w="100" w:type="dxa"/>
-              <w:bottom w:w="100" w:type="dxa"/>
-              <w:left w:w="80" w:type="dxa"/>
-              <w:right w:w="80" w:type="dxa"/>
-            </w:tcMar>
-            <w:shd w:fill="F9FAF8"/>
-          </w:tcPr>
-          <w:p>
-            <w:pPr>
-              <w:jc w:val="center"/>
-            </w:pPr>
-            <w:r>
-              <w:rPr>
-                <w:sz w:val="17"/>
-              </w:rPr>
-              <w:t>3209437670</w:t>
+              <w:t>3012113817</w:t>
             </w:r>
           </w:p>
         </w:tc>
@@ -1076,7 +844,7 @@
               <w:rPr>
                 <w:sz w:val="17"/>
               </w:rPr>
-              <w:t>7</w:t>
+              <w:t>5</w:t>
             </w:r>
           </w:p>
         </w:tc>
@@ -1097,7 +865,7 @@
                 <w:b/>
                 <w:sz w:val="17"/>
               </w:rPr>
-              <w:t>Karen viviana Gaona Vargas</w:t>
+              <w:t>juan camilo murillo moreno</w:t>
             </w:r>
           </w:p>
         </w:tc>
@@ -1120,7 +888,7 @@
               <w:rPr>
                 <w:sz w:val="17"/>
               </w:rPr>
-              <w:t>1077866338</w:t>
+              <w:t>1019072230</w:t>
             </w:r>
           </w:p>
         </w:tc>
@@ -1143,7 +911,7 @@
               <w:rPr>
                 <w:sz w:val="17"/>
               </w:rPr>
-              <w:t>3202555302</w:t>
+              <w:t>3106013444</w:t>
             </w:r>
           </w:p>
         </w:tc>
@@ -1163,11 +931,297 @@
               <w:jc w:val="center"/>
             </w:pPr>
             <w:r>
+              <w:drawing>
+                <wp:inline xmlns:a="http://schemas.openxmlformats.org/drawingml/2006/main" xmlns:pic="http://schemas.openxmlformats.org/drawingml/2006/picture">
+                  <wp:extent cx="877060" cy="292608"/>
+                  <wp:docPr id="5" name="Picture 5"/>
+                  <wp:cNvGraphicFramePr>
+                    <a:graphicFrameLocks noChangeAspect="1"/>
+                  </wp:cNvGraphicFramePr>
+                  <a:graphic>
+                    <a:graphicData uri="http://schemas.openxmlformats.org/drawingml/2006/picture">
+                      <pic:pic>
+                        <pic:nvPicPr>
+                          <pic:cNvPr id="0" name="image.png"/>
+                          <pic:cNvPicPr/>
+                        </pic:nvPicPr>
+                        <pic:blipFill>
+                          <a:blip r:embed="rId13"/>
+                          <a:stretch>
+                            <a:fillRect/>
+                          </a:stretch>
+                        </pic:blipFill>
+                        <pic:spPr>
+                          <a:xfrm>
+                            <a:off x="0" y="0"/>
+                            <a:ext cx="877060" cy="292608"/>
+                          </a:xfrm>
+                          <a:prstGeom prst="rect"/>
+                        </pic:spPr>
+                      </pic:pic>
+                    </a:graphicData>
+                  </a:graphic>
+                </wp:inline>
+              </w:drawing>
+            </w:r>
+          </w:p>
+        </w:tc>
+      </w:tr>
+      <w:tr>
+        <w:tc>
+          <w:tcPr>
+            <w:tcW w:type="dxa" w:w="576"/>
+            <w:tcMar>
+              <w:top w:w="100" w:type="dxa"/>
+              <w:bottom w:w="100" w:type="dxa"/>
+              <w:left w:w="80" w:type="dxa"/>
+              <w:right w:w="80" w:type="dxa"/>
+            </w:tcMar>
+            <w:shd w:fill="F9FAF8"/>
+          </w:tcPr>
+          <w:p>
+            <w:pPr>
+              <w:jc w:val="center"/>
+            </w:pPr>
+            <w:r>
+              <w:rPr>
+                <w:sz w:val="17"/>
+              </w:rPr>
+              <w:t>6</w:t>
+            </w:r>
+          </w:p>
+        </w:tc>
+        <w:tc>
+          <w:tcPr>
+            <w:tcW w:type="dxa" w:w="3312"/>
+            <w:tcMar>
+              <w:top w:w="100" w:type="dxa"/>
+              <w:bottom w:w="100" w:type="dxa"/>
+              <w:left w:w="80" w:type="dxa"/>
+              <w:right w:w="80" w:type="dxa"/>
+            </w:tcMar>
+            <w:shd w:fill="F9FAF8"/>
+          </w:tcPr>
+          <w:p>
+            <w:r>
+              <w:rPr>
+                <w:b/>
+                <w:sz w:val="17"/>
+              </w:rPr>
+              <w:t>RICARDO CUBILLOS</w:t>
+            </w:r>
+          </w:p>
+        </w:tc>
+        <w:tc>
+          <w:tcPr>
+            <w:tcW w:type="dxa" w:w="1728"/>
+            <w:tcMar>
+              <w:top w:w="100" w:type="dxa"/>
+              <w:bottom w:w="100" w:type="dxa"/>
+              <w:left w:w="80" w:type="dxa"/>
+              <w:right w:w="80" w:type="dxa"/>
+            </w:tcMar>
+            <w:shd w:fill="F9FAF8"/>
+          </w:tcPr>
+          <w:p>
+            <w:pPr>
+              <w:jc w:val="center"/>
+            </w:pPr>
+            <w:r>
+              <w:rPr>
+                <w:sz w:val="17"/>
+              </w:rPr>
+              <w:t>1114399612</w:t>
+            </w:r>
+          </w:p>
+        </w:tc>
+        <w:tc>
+          <w:tcPr>
+            <w:tcW w:type="dxa" w:w="1584"/>
+            <w:tcMar>
+              <w:top w:w="100" w:type="dxa"/>
+              <w:bottom w:w="100" w:type="dxa"/>
+              <w:left w:w="80" w:type="dxa"/>
+              <w:right w:w="80" w:type="dxa"/>
+            </w:tcMar>
+            <w:shd w:fill="F9FAF8"/>
+          </w:tcPr>
+          <w:p>
+            <w:pPr>
+              <w:jc w:val="center"/>
+            </w:pPr>
+            <w:r>
+              <w:rPr>
+                <w:sz w:val="17"/>
+              </w:rPr>
+              <w:t>3146588017</w:t>
+            </w:r>
+          </w:p>
+        </w:tc>
+        <w:tc>
+          <w:tcPr>
+            <w:tcW w:type="dxa" w:w="2592"/>
+            <w:tcMar>
+              <w:top w:w="100" w:type="dxa"/>
+              <w:bottom w:w="100" w:type="dxa"/>
+              <w:left w:w="80" w:type="dxa"/>
+              <w:right w:w="80" w:type="dxa"/>
+            </w:tcMar>
+            <w:shd w:fill="F9FAF8"/>
+          </w:tcPr>
+          <w:p>
+            <w:pPr>
+              <w:jc w:val="center"/>
+            </w:pPr>
+            <w:r>
               <w:rPr>
                 <w:color w:val="A0A0A0"/>
                 <w:sz w:val="15"/>
               </w:rPr>
               <w:t>____________________</w:t>
+            </w:r>
+          </w:p>
+        </w:tc>
+      </w:tr>
+      <w:tr>
+        <w:tc>
+          <w:tcPr>
+            <w:tcW w:type="dxa" w:w="576"/>
+            <w:tcMar>
+              <w:top w:w="100" w:type="dxa"/>
+              <w:bottom w:w="100" w:type="dxa"/>
+              <w:left w:w="80" w:type="dxa"/>
+              <w:right w:w="80" w:type="dxa"/>
+            </w:tcMar>
+            <w:shd w:fill="FFFFFF"/>
+          </w:tcPr>
+          <w:p>
+            <w:pPr>
+              <w:jc w:val="center"/>
+            </w:pPr>
+            <w:r>
+              <w:rPr>
+                <w:sz w:val="17"/>
+              </w:rPr>
+              <w:t>7</w:t>
+            </w:r>
+          </w:p>
+        </w:tc>
+        <w:tc>
+          <w:tcPr>
+            <w:tcW w:type="dxa" w:w="3312"/>
+            <w:tcMar>
+              <w:top w:w="100" w:type="dxa"/>
+              <w:bottom w:w="100" w:type="dxa"/>
+              <w:left w:w="80" w:type="dxa"/>
+              <w:right w:w="80" w:type="dxa"/>
+            </w:tcMar>
+            <w:shd w:fill="FFFFFF"/>
+          </w:tcPr>
+          <w:p>
+            <w:r>
+              <w:rPr>
+                <w:b/>
+                <w:sz w:val="17"/>
+              </w:rPr>
+              <w:t>Astrid Carolina Becerra Cordoba</w:t>
+            </w:r>
+          </w:p>
+        </w:tc>
+        <w:tc>
+          <w:tcPr>
+            <w:tcW w:type="dxa" w:w="1728"/>
+            <w:tcMar>
+              <w:top w:w="100" w:type="dxa"/>
+              <w:bottom w:w="100" w:type="dxa"/>
+              <w:left w:w="80" w:type="dxa"/>
+              <w:right w:w="80" w:type="dxa"/>
+            </w:tcMar>
+            <w:shd w:fill="FFFFFF"/>
+          </w:tcPr>
+          <w:p>
+            <w:pPr>
+              <w:jc w:val="center"/>
+            </w:pPr>
+            <w:r>
+              <w:rPr>
+                <w:sz w:val="17"/>
+              </w:rPr>
+              <w:t>1124862386</w:t>
+            </w:r>
+          </w:p>
+        </w:tc>
+        <w:tc>
+          <w:tcPr>
+            <w:tcW w:type="dxa" w:w="1584"/>
+            <w:tcMar>
+              <w:top w:w="100" w:type="dxa"/>
+              <w:bottom w:w="100" w:type="dxa"/>
+              <w:left w:w="80" w:type="dxa"/>
+              <w:right w:w="80" w:type="dxa"/>
+            </w:tcMar>
+            <w:shd w:fill="FFFFFF"/>
+          </w:tcPr>
+          <w:p>
+            <w:pPr>
+              <w:jc w:val="center"/>
+            </w:pPr>
+            <w:r>
+              <w:rPr>
+                <w:sz w:val="17"/>
+              </w:rPr>
+              <w:t>3209437670</w:t>
+            </w:r>
+          </w:p>
+        </w:tc>
+        <w:tc>
+          <w:tcPr>
+            <w:tcW w:type="dxa" w:w="2592"/>
+            <w:tcMar>
+              <w:top w:w="100" w:type="dxa"/>
+              <w:bottom w:w="100" w:type="dxa"/>
+              <w:left w:w="80" w:type="dxa"/>
+              <w:right w:w="80" w:type="dxa"/>
+            </w:tcMar>
+            <w:shd w:fill="FFFFFF"/>
+          </w:tcPr>
+          <w:p>
+            <w:pPr>
+              <w:jc w:val="center"/>
+            </w:pPr>
+            <w:r>
+              <w:drawing>
+                <wp:inline xmlns:a="http://schemas.openxmlformats.org/drawingml/2006/main" xmlns:pic="http://schemas.openxmlformats.org/drawingml/2006/picture">
+                  <wp:extent cx="731520" cy="292608"/>
+                  <wp:docPr id="6" name="Picture 6"/>
+                  <wp:cNvGraphicFramePr>
+                    <a:graphicFrameLocks noChangeAspect="1"/>
+                  </wp:cNvGraphicFramePr>
+                  <a:graphic>
+                    <a:graphicData uri="http://schemas.openxmlformats.org/drawingml/2006/picture">
+                      <pic:pic>
+                        <pic:nvPicPr>
+                          <pic:cNvPr id="0" name="image.png"/>
+                          <pic:cNvPicPr/>
+                        </pic:nvPicPr>
+                        <pic:blipFill>
+                          <a:blip r:embed="rId14"/>
+                          <a:stretch>
+                            <a:fillRect/>
+                          </a:stretch>
+                        </pic:blipFill>
+                        <pic:spPr>
+                          <a:xfrm>
+                            <a:off x="0" y="0"/>
+                            <a:ext cx="731520" cy="292608"/>
+                          </a:xfrm>
+                          <a:prstGeom prst="rect"/>
+                        </pic:spPr>
+                      </pic:pic>
+                    </a:graphicData>
+                  </a:graphic>
+                </wp:inline>
+              </w:drawing>
             </w:r>
           </w:p>
         </w:tc>
@@ -1213,7 +1267,7 @@
                 <w:b/>
                 <w:sz w:val="17"/>
               </w:rPr>
-              <w:t>Daniel Andres Quintero Sandoval</w:t>
+              <w:t>Karen viviana Gaona vargas</w:t>
             </w:r>
           </w:p>
         </w:tc>
@@ -1236,7 +1290,7 @@
               <w:rPr>
                 <w:sz w:val="17"/>
               </w:rPr>
-              <w:t>1130657578</w:t>
+              <w:t>1077866338</w:t>
             </w:r>
           </w:p>
         </w:tc>
@@ -1259,7 +1313,7 @@
               <w:rPr>
                 <w:sz w:val="17"/>
               </w:rPr>
-              <w:t>3124805685</w:t>
+              <w:t>3202555302</w:t>
             </w:r>
           </w:p>
         </w:tc>
@@ -1329,7 +1383,7 @@
                 <w:b/>
                 <w:sz w:val="17"/>
               </w:rPr>
-              <w:t>Cristian David Conde Otalora</w:t>
+              <w:t>Daniel Andres Quintero Sandoval</w:t>
             </w:r>
           </w:p>
         </w:tc>
@@ -1352,7 +1406,7 @@
               <w:rPr>
                 <w:sz w:val="17"/>
               </w:rPr>
-              <w:t>1077722398</w:t>
+              <w:t>1130657578</w:t>
             </w:r>
           </w:p>
         </w:tc>
@@ -1375,7 +1429,7 @@
               <w:rPr>
                 <w:sz w:val="17"/>
               </w:rPr>
-              <w:t>3145554079</w:t>
+              <w:t>3124805685</w:t>
             </w:r>
           </w:p>
         </w:tc>
@@ -1395,11 +1449,38 @@
               <w:jc w:val="center"/>
             </w:pPr>
             <w:r>
-              <w:rPr>
-                <w:color w:val="A0A0A0"/>
-                <w:sz w:val="15"/>
-              </w:rPr>
-              <w:t>____________________</w:t>
+              <w:drawing>
+                <wp:inline xmlns:a="http://schemas.openxmlformats.org/drawingml/2006/main" xmlns:pic="http://schemas.openxmlformats.org/drawingml/2006/picture">
+                  <wp:extent cx="731520" cy="292608"/>
+                  <wp:docPr id="7" name="Picture 7"/>
+                  <wp:cNvGraphicFramePr>
+                    <a:graphicFrameLocks noChangeAspect="1"/>
+                  </wp:cNvGraphicFramePr>
+                  <a:graphic>
+                    <a:graphicData uri="http://schemas.openxmlformats.org/drawingml/2006/picture">
+                      <pic:pic>
+                        <pic:nvPicPr>
+                          <pic:cNvPr id="0" name="image.png"/>
+                          <pic:cNvPicPr/>
+                        </pic:nvPicPr>
+                        <pic:blipFill>
+                          <a:blip r:embed="rId15"/>
+                          <a:stretch>
+                            <a:fillRect/>
+                          </a:stretch>
+                        </pic:blipFill>
+                        <pic:spPr>
+                          <a:xfrm>
+                            <a:off x="0" y="0"/>
+                            <a:ext cx="731520" cy="292608"/>
+                          </a:xfrm>
+                          <a:prstGeom prst="rect"/>
+                        </pic:spPr>
+                      </pic:pic>
+                    </a:graphicData>
+                  </a:graphic>
+                </wp:inline>
+              </w:drawing>
             </w:r>
           </w:p>
         </w:tc>
@@ -1445,7 +1526,7 @@
                 <w:b/>
                 <w:sz w:val="17"/>
               </w:rPr>
-              <w:t>Jonathan perez</w:t>
+              <w:t>Cristian David Conde Otalora</w:t>
             </w:r>
           </w:p>
         </w:tc>
@@ -1468,7 +1549,7 @@
               <w:rPr>
                 <w:sz w:val="17"/>
               </w:rPr>
-              <w:t>6804620</w:t>
+              <w:t>1077722398</w:t>
             </w:r>
           </w:p>
         </w:tc>
@@ -1491,7 +1572,7 @@
               <w:rPr>
                 <w:sz w:val="17"/>
               </w:rPr>
-              <w:t>3142441213</w:t>
+              <w:t>3145554079</w:t>
             </w:r>
           </w:p>
         </w:tc>
@@ -1511,38 +1592,11 @@
               <w:jc w:val="center"/>
             </w:pPr>
             <w:r>
-              <w:drawing>
-                <wp:inline xmlns:a="http://schemas.openxmlformats.org/drawingml/2006/main" xmlns:pic="http://schemas.openxmlformats.org/drawingml/2006/picture">
-                  <wp:extent cx="731520" cy="292608"/>
-                  <wp:docPr id="5" name="Picture 5"/>
-                  <wp:cNvGraphicFramePr>
-                    <a:graphicFrameLocks noChangeAspect="1"/>
-                  </wp:cNvGraphicFramePr>
-                  <a:graphic>
-                    <a:graphicData uri="http://schemas.openxmlformats.org/drawingml/2006/picture">
-                      <pic:pic>
-                        <pic:nvPicPr>
-                          <pic:cNvPr id="0" name="image.png"/>
-                          <pic:cNvPicPr/>
-                        </pic:nvPicPr>
-                        <pic:blipFill>
-                          <a:blip r:embed="rId13"/>
-                          <a:stretch>
-                            <a:fillRect/>
-                          </a:stretch>
-                        </pic:blipFill>
-                        <pic:spPr>
-                          <a:xfrm>
-                            <a:off x="0" y="0"/>
-                            <a:ext cx="731520" cy="292608"/>
-                          </a:xfrm>
-                          <a:prstGeom prst="rect"/>
-                        </pic:spPr>
-                      </pic:pic>
-                    </a:graphicData>
-                  </a:graphic>
-                </wp:inline>
-              </w:drawing>
+              <w:rPr>
+                <w:color w:val="A0A0A0"/>
+                <w:sz w:val="15"/>
+              </w:rPr>
+              <w:t>____________________</w:t>
             </w:r>
           </w:p>
         </w:tc>
@@ -1588,7 +1642,7 @@
                 <w:b/>
                 <w:sz w:val="17"/>
               </w:rPr>
-              <w:t>Felipe Suare criollo</w:t>
+              <w:t>Jonathan perez</w:t>
             </w:r>
           </w:p>
         </w:tc>
@@ -1611,7 +1665,7 @@
               <w:rPr>
                 <w:sz w:val="17"/>
               </w:rPr>
-              <w:t>ELE120251062</w:t>
+              <w:t>6804620</w:t>
             </w:r>
           </w:p>
         </w:tc>
@@ -1634,7 +1688,7 @@
               <w:rPr>
                 <w:sz w:val="17"/>
               </w:rPr>
-              <w:t>3218755379</w:t>
+              <w:t>3142441213</w:t>
             </w:r>
           </w:p>
         </w:tc>
@@ -1656,8 +1710,8 @@
             <w:r>
               <w:drawing>
                 <wp:inline xmlns:a="http://schemas.openxmlformats.org/drawingml/2006/main" xmlns:pic="http://schemas.openxmlformats.org/drawingml/2006/picture">
-                  <wp:extent cx="1371299" cy="292608"/>
-                  <wp:docPr id="6" name="Picture 6"/>
+                  <wp:extent cx="731520" cy="292608"/>
+                  <wp:docPr id="8" name="Picture 8"/>
                   <wp:cNvGraphicFramePr>
                     <a:graphicFrameLocks noChangeAspect="1"/>
                   </wp:cNvGraphicFramePr>
@@ -1669,7 +1723,7 @@
                           <pic:cNvPicPr/>
                         </pic:nvPicPr>
                         <pic:blipFill>
-                          <a:blip r:embed="rId14"/>
+                          <a:blip r:embed="rId16"/>
                           <a:stretch>
                             <a:fillRect/>
                           </a:stretch>
@@ -1677,7 +1731,7 @@
                         <pic:spPr>
                           <a:xfrm>
                             <a:off x="0" y="0"/>
-                            <a:ext cx="1371299" cy="292608"/>
+                            <a:ext cx="731520" cy="292608"/>
                           </a:xfrm>
                           <a:prstGeom prst="rect"/>
                         </pic:spPr>
@@ -1731,7 +1785,7 @@
                 <w:b/>
                 <w:sz w:val="17"/>
               </w:rPr>
-              <w:t>John jairo Sánchez garcia</w:t>
+              <w:t>Felipe Suare criollo</w:t>
             </w:r>
           </w:p>
         </w:tc>
@@ -1754,7 +1808,7 @@
               <w:rPr>
                 <w:sz w:val="17"/>
               </w:rPr>
-              <w:t>79843323</w:t>
+              <w:t>ELE120251062</w:t>
             </w:r>
           </w:p>
         </w:tc>
@@ -1777,7 +1831,7 @@
               <w:rPr>
                 <w:sz w:val="17"/>
               </w:rPr>
-              <w:t>3108505201</w:t>
+              <w:t>3218755379</w:t>
             </w:r>
           </w:p>
         </w:tc>
@@ -1799,8 +1853,8 @@
             <w:r>
               <w:drawing>
                 <wp:inline xmlns:a="http://schemas.openxmlformats.org/drawingml/2006/main" xmlns:pic="http://schemas.openxmlformats.org/drawingml/2006/picture">
-                  <wp:extent cx="1370333" cy="292608"/>
-                  <wp:docPr id="7" name="Picture 7"/>
+                  <wp:extent cx="1371299" cy="292608"/>
+                  <wp:docPr id="9" name="Picture 9"/>
                   <wp:cNvGraphicFramePr>
                     <a:graphicFrameLocks noChangeAspect="1"/>
                   </wp:cNvGraphicFramePr>
@@ -1812,7 +1866,7 @@
                           <pic:cNvPicPr/>
                         </pic:nvPicPr>
                         <pic:blipFill>
-                          <a:blip r:embed="rId15"/>
+                          <a:blip r:embed="rId17"/>
                           <a:stretch>
                             <a:fillRect/>
                           </a:stretch>
@@ -1820,7 +1874,7 @@
                         <pic:spPr>
                           <a:xfrm>
                             <a:off x="0" y="0"/>
-                            <a:ext cx="1370333" cy="292608"/>
+                            <a:ext cx="1371299" cy="292608"/>
                           </a:xfrm>
                           <a:prstGeom prst="rect"/>
                         </pic:spPr>
@@ -1874,7 +1928,7 @@
                 <w:b/>
                 <w:sz w:val="17"/>
               </w:rPr>
-              <w:t>Cristhian camilo Alvarez naranjo</w:t>
+              <w:t>John jairo Sánchez garcia</w:t>
             </w:r>
           </w:p>
         </w:tc>
@@ -1897,7 +1951,7 @@
               <w:rPr>
                 <w:sz w:val="17"/>
               </w:rPr>
-              <w:t>1110546856</w:t>
+              <w:t>79843323</w:t>
             </w:r>
           </w:p>
         </w:tc>
@@ -1920,7 +1974,7 @@
               <w:rPr>
                 <w:sz w:val="17"/>
               </w:rPr>
-              <w:t>3214597005</w:t>
+              <w:t>3108505201</w:t>
             </w:r>
           </w:p>
         </w:tc>
@@ -1942,8 +1996,8 @@
             <w:r>
               <w:drawing>
                 <wp:inline xmlns:a="http://schemas.openxmlformats.org/drawingml/2006/main" xmlns:pic="http://schemas.openxmlformats.org/drawingml/2006/picture">
-                  <wp:extent cx="1371299" cy="292608"/>
-                  <wp:docPr id="8" name="Picture 8"/>
+                  <wp:extent cx="1370333" cy="292608"/>
+                  <wp:docPr id="10" name="Picture 10"/>
                   <wp:cNvGraphicFramePr>
                     <a:graphicFrameLocks noChangeAspect="1"/>
                   </wp:cNvGraphicFramePr>
@@ -1955,7 +2009,7 @@
                           <pic:cNvPicPr/>
                         </pic:nvPicPr>
                         <pic:blipFill>
-                          <a:blip r:embed="rId16"/>
+                          <a:blip r:embed="rId18"/>
                           <a:stretch>
                             <a:fillRect/>
                           </a:stretch>
@@ -1963,7 +2017,7 @@
                         <pic:spPr>
                           <a:xfrm>
                             <a:off x="0" y="0"/>
-                            <a:ext cx="1371299" cy="292608"/>
+                            <a:ext cx="1370333" cy="292608"/>
                           </a:xfrm>
                           <a:prstGeom prst="rect"/>
                         </pic:spPr>
@@ -2017,7 +2071,7 @@
                 <w:b/>
                 <w:sz w:val="17"/>
               </w:rPr>
-              <w:t>Yessica Andrea Triana Jaime</w:t>
+              <w:t>Cristhian camilo Alvarez naranjo</w:t>
             </w:r>
           </w:p>
         </w:tc>
@@ -2040,7 +2094,7 @@
               <w:rPr>
                 <w:sz w:val="17"/>
               </w:rPr>
-              <w:t>1083903194</w:t>
+              <w:t>1110546856</w:t>
             </w:r>
           </w:p>
         </w:tc>
@@ -2063,7 +2117,7 @@
               <w:rPr>
                 <w:sz w:val="17"/>
               </w:rPr>
-              <w:t>3138468363</w:t>
+              <w:t>3214597005</w:t>
             </w:r>
           </w:p>
         </w:tc>
@@ -2085,8 +2139,8 @@
             <w:r>
               <w:drawing>
                 <wp:inline xmlns:a="http://schemas.openxmlformats.org/drawingml/2006/main" xmlns:pic="http://schemas.openxmlformats.org/drawingml/2006/picture">
-                  <wp:extent cx="731520" cy="292608"/>
-                  <wp:docPr id="9" name="Picture 9"/>
+                  <wp:extent cx="1371299" cy="292608"/>
+                  <wp:docPr id="11" name="Picture 11"/>
                   <wp:cNvGraphicFramePr>
                     <a:graphicFrameLocks noChangeAspect="1"/>
                   </wp:cNvGraphicFramePr>
@@ -2098,7 +2152,7 @@
                           <pic:cNvPicPr/>
                         </pic:nvPicPr>
                         <pic:blipFill>
-                          <a:blip r:embed="rId17"/>
+                          <a:blip r:embed="rId19"/>
                           <a:stretch>
                             <a:fillRect/>
                           </a:stretch>
@@ -2106,7 +2160,7 @@
                         <pic:spPr>
                           <a:xfrm>
                             <a:off x="0" y="0"/>
-                            <a:ext cx="731520" cy="292608"/>
+                            <a:ext cx="1371299" cy="292608"/>
                           </a:xfrm>
                           <a:prstGeom prst="rect"/>
                         </pic:spPr>
@@ -2160,7 +2214,7 @@
                 <w:b/>
                 <w:sz w:val="17"/>
               </w:rPr>
-              <w:t>Yonier Castillo Mamian</w:t>
+              <w:t>Yessica Andrea Triana Jaime</w:t>
             </w:r>
           </w:p>
         </w:tc>
@@ -2183,7 +2237,7 @@
               <w:rPr>
                 <w:sz w:val="17"/>
               </w:rPr>
-              <w:t>1007393163</w:t>
+              <w:t>1083903194</w:t>
             </w:r>
           </w:p>
         </w:tc>
@@ -2206,7 +2260,7 @@
               <w:rPr>
                 <w:sz w:val="17"/>
               </w:rPr>
-              <w:t>3146332975</w:t>
+              <w:t>3138468363</w:t>
             </w:r>
           </w:p>
         </w:tc>
@@ -2229,7 +2283,7 @@
               <w:drawing>
                 <wp:inline xmlns:a="http://schemas.openxmlformats.org/drawingml/2006/main" xmlns:pic="http://schemas.openxmlformats.org/drawingml/2006/picture">
                   <wp:extent cx="731520" cy="292608"/>
-                  <wp:docPr id="10" name="Picture 10"/>
+                  <wp:docPr id="12" name="Picture 12"/>
                   <wp:cNvGraphicFramePr>
                     <a:graphicFrameLocks noChangeAspect="1"/>
                   </wp:cNvGraphicFramePr>
@@ -2241,7 +2295,7 @@
                           <pic:cNvPicPr/>
                         </pic:nvPicPr>
                         <pic:blipFill>
-                          <a:blip r:embed="rId18"/>
+                          <a:blip r:embed="rId20"/>
                           <a:stretch>
                             <a:fillRect/>
                           </a:stretch>
@@ -2303,7 +2357,7 @@
                 <w:b/>
                 <w:sz w:val="17"/>
               </w:rPr>
-              <w:t>Yamid René Potosí</w:t>
+              <w:t>Yonier Castillo Mamian</w:t>
             </w:r>
           </w:p>
         </w:tc>
@@ -2326,7 +2380,7 @@
               <w:rPr>
                 <w:sz w:val="17"/>
               </w:rPr>
-              <w:t>1063808522</w:t>
+              <w:t>1007393163</w:t>
             </w:r>
           </w:p>
         </w:tc>
@@ -2349,7 +2403,7 @@
               <w:rPr>
                 <w:sz w:val="17"/>
               </w:rPr>
-              <w:t>3042230424</w:t>
+              <w:t>3146332975</w:t>
             </w:r>
           </w:p>
         </w:tc>
@@ -2372,7 +2426,7 @@
               <w:drawing>
                 <wp:inline xmlns:a="http://schemas.openxmlformats.org/drawingml/2006/main" xmlns:pic="http://schemas.openxmlformats.org/drawingml/2006/picture">
                   <wp:extent cx="731520" cy="292608"/>
-                  <wp:docPr id="11" name="Picture 11"/>
+                  <wp:docPr id="13" name="Picture 13"/>
                   <wp:cNvGraphicFramePr>
                     <a:graphicFrameLocks noChangeAspect="1"/>
                   </wp:cNvGraphicFramePr>
@@ -2384,7 +2438,7 @@
                           <pic:cNvPicPr/>
                         </pic:nvPicPr>
                         <pic:blipFill>
-                          <a:blip r:embed="rId19"/>
+                          <a:blip r:embed="rId21"/>
                           <a:stretch>
                             <a:fillRect/>
                           </a:stretch>
@@ -2446,7 +2500,7 @@
                 <w:b/>
                 <w:sz w:val="17"/>
               </w:rPr>
-              <w:t>DAVIDSON JAIR BASTIDAS CERON</w:t>
+              <w:t>Yamid René Potosí</w:t>
             </w:r>
           </w:p>
         </w:tc>
@@ -2469,7 +2523,7 @@
               <w:rPr>
                 <w:sz w:val="17"/>
               </w:rPr>
-              <w:t>ELE120251076</w:t>
+              <w:t>1063808522</w:t>
             </w:r>
           </w:p>
         </w:tc>
@@ -2492,7 +2546,7 @@
               <w:rPr>
                 <w:sz w:val="17"/>
               </w:rPr>
-              <w:t>3134106247</w:t>
+              <w:t>3042230424</w:t>
             </w:r>
           </w:p>
         </w:tc>
@@ -2515,7 +2569,7 @@
               <w:drawing>
                 <wp:inline xmlns:a="http://schemas.openxmlformats.org/drawingml/2006/main" xmlns:pic="http://schemas.openxmlformats.org/drawingml/2006/picture">
                   <wp:extent cx="731520" cy="292608"/>
-                  <wp:docPr id="12" name="Picture 12"/>
+                  <wp:docPr id="14" name="Picture 14"/>
                   <wp:cNvGraphicFramePr>
                     <a:graphicFrameLocks noChangeAspect="1"/>
                   </wp:cNvGraphicFramePr>
@@ -2527,7 +2581,865 @@
                           <pic:cNvPicPr/>
                         </pic:nvPicPr>
                         <pic:blipFill>
-                          <a:blip r:embed="rId20"/>
+                          <a:blip r:embed="rId22"/>
+                          <a:stretch>
+                            <a:fillRect/>
+                          </a:stretch>
+                        </pic:blipFill>
+                        <pic:spPr>
+                          <a:xfrm>
+                            <a:off x="0" y="0"/>
+                            <a:ext cx="731520" cy="292608"/>
+                          </a:xfrm>
+                          <a:prstGeom prst="rect"/>
+                        </pic:spPr>
+                      </pic:pic>
+                    </a:graphicData>
+                  </a:graphic>
+                </wp:inline>
+              </w:drawing>
+            </w:r>
+          </w:p>
+        </w:tc>
+      </w:tr>
+      <w:tr>
+        <w:tc>
+          <w:tcPr>
+            <w:tcW w:type="dxa" w:w="576"/>
+            <w:tcMar>
+              <w:top w:w="100" w:type="dxa"/>
+              <w:bottom w:w="100" w:type="dxa"/>
+              <w:left w:w="80" w:type="dxa"/>
+              <w:right w:w="80" w:type="dxa"/>
+            </w:tcMar>
+            <w:shd w:fill="F9FAF8"/>
+          </w:tcPr>
+          <w:p>
+            <w:pPr>
+              <w:jc w:val="center"/>
+            </w:pPr>
+            <w:r>
+              <w:rPr>
+                <w:sz w:val="17"/>
+              </w:rPr>
+              <w:t>18</w:t>
+            </w:r>
+          </w:p>
+        </w:tc>
+        <w:tc>
+          <w:tcPr>
+            <w:tcW w:type="dxa" w:w="3312"/>
+            <w:tcMar>
+              <w:top w:w="100" w:type="dxa"/>
+              <w:bottom w:w="100" w:type="dxa"/>
+              <w:left w:w="80" w:type="dxa"/>
+              <w:right w:w="80" w:type="dxa"/>
+            </w:tcMar>
+            <w:shd w:fill="F9FAF8"/>
+          </w:tcPr>
+          <w:p>
+            <w:r>
+              <w:rPr>
+                <w:b/>
+                <w:sz w:val="17"/>
+              </w:rPr>
+              <w:t>DAVIDSON JAIR BASTIDAS CERON</w:t>
+            </w:r>
+          </w:p>
+        </w:tc>
+        <w:tc>
+          <w:tcPr>
+            <w:tcW w:type="dxa" w:w="1728"/>
+            <w:tcMar>
+              <w:top w:w="100" w:type="dxa"/>
+              <w:bottom w:w="100" w:type="dxa"/>
+              <w:left w:w="80" w:type="dxa"/>
+              <w:right w:w="80" w:type="dxa"/>
+            </w:tcMar>
+            <w:shd w:fill="F9FAF8"/>
+          </w:tcPr>
+          <w:p>
+            <w:pPr>
+              <w:jc w:val="center"/>
+            </w:pPr>
+            <w:r>
+              <w:rPr>
+                <w:sz w:val="17"/>
+              </w:rPr>
+              <w:t>ELE120251076</w:t>
+            </w:r>
+          </w:p>
+        </w:tc>
+        <w:tc>
+          <w:tcPr>
+            <w:tcW w:type="dxa" w:w="1584"/>
+            <w:tcMar>
+              <w:top w:w="100" w:type="dxa"/>
+              <w:bottom w:w="100" w:type="dxa"/>
+              <w:left w:w="80" w:type="dxa"/>
+              <w:right w:w="80" w:type="dxa"/>
+            </w:tcMar>
+            <w:shd w:fill="F9FAF8"/>
+          </w:tcPr>
+          <w:p>
+            <w:pPr>
+              <w:jc w:val="center"/>
+            </w:pPr>
+            <w:r>
+              <w:rPr>
+                <w:sz w:val="17"/>
+              </w:rPr>
+              <w:t>3134106247</w:t>
+            </w:r>
+          </w:p>
+        </w:tc>
+        <w:tc>
+          <w:tcPr>
+            <w:tcW w:type="dxa" w:w="2592"/>
+            <w:tcMar>
+              <w:top w:w="100" w:type="dxa"/>
+              <w:bottom w:w="100" w:type="dxa"/>
+              <w:left w:w="80" w:type="dxa"/>
+              <w:right w:w="80" w:type="dxa"/>
+            </w:tcMar>
+            <w:shd w:fill="F9FAF8"/>
+          </w:tcPr>
+          <w:p>
+            <w:pPr>
+              <w:jc w:val="center"/>
+            </w:pPr>
+            <w:r>
+              <w:drawing>
+                <wp:inline xmlns:a="http://schemas.openxmlformats.org/drawingml/2006/main" xmlns:pic="http://schemas.openxmlformats.org/drawingml/2006/picture">
+                  <wp:extent cx="731520" cy="292608"/>
+                  <wp:docPr id="15" name="Picture 15"/>
+                  <wp:cNvGraphicFramePr>
+                    <a:graphicFrameLocks noChangeAspect="1"/>
+                  </wp:cNvGraphicFramePr>
+                  <a:graphic>
+                    <a:graphicData uri="http://schemas.openxmlformats.org/drawingml/2006/picture">
+                      <pic:pic>
+                        <pic:nvPicPr>
+                          <pic:cNvPr id="0" name="image.png"/>
+                          <pic:cNvPicPr/>
+                        </pic:nvPicPr>
+                        <pic:blipFill>
+                          <a:blip r:embed="rId23"/>
+                          <a:stretch>
+                            <a:fillRect/>
+                          </a:stretch>
+                        </pic:blipFill>
+                        <pic:spPr>
+                          <a:xfrm>
+                            <a:off x="0" y="0"/>
+                            <a:ext cx="731520" cy="292608"/>
+                          </a:xfrm>
+                          <a:prstGeom prst="rect"/>
+                        </pic:spPr>
+                      </pic:pic>
+                    </a:graphicData>
+                  </a:graphic>
+                </wp:inline>
+              </w:drawing>
+            </w:r>
+          </w:p>
+        </w:tc>
+      </w:tr>
+      <w:tr>
+        <w:tc>
+          <w:tcPr>
+            <w:tcW w:type="dxa" w:w="576"/>
+            <w:tcMar>
+              <w:top w:w="100" w:type="dxa"/>
+              <w:bottom w:w="100" w:type="dxa"/>
+              <w:left w:w="80" w:type="dxa"/>
+              <w:right w:w="80" w:type="dxa"/>
+            </w:tcMar>
+            <w:shd w:fill="FFFFFF"/>
+          </w:tcPr>
+          <w:p>
+            <w:pPr>
+              <w:jc w:val="center"/>
+            </w:pPr>
+            <w:r>
+              <w:rPr>
+                <w:sz w:val="17"/>
+              </w:rPr>
+              <w:t>19</w:t>
+            </w:r>
+          </w:p>
+        </w:tc>
+        <w:tc>
+          <w:tcPr>
+            <w:tcW w:type="dxa" w:w="3312"/>
+            <w:tcMar>
+              <w:top w:w="100" w:type="dxa"/>
+              <w:bottom w:w="100" w:type="dxa"/>
+              <w:left w:w="80" w:type="dxa"/>
+              <w:right w:w="80" w:type="dxa"/>
+            </w:tcMar>
+            <w:shd w:fill="FFFFFF"/>
+          </w:tcPr>
+          <w:p>
+            <w:r>
+              <w:rPr>
+                <w:b/>
+                <w:sz w:val="17"/>
+              </w:rPr>
+              <w:t>Juan Sebastián Narvaez Sánchez</w:t>
+            </w:r>
+          </w:p>
+        </w:tc>
+        <w:tc>
+          <w:tcPr>
+            <w:tcW w:type="dxa" w:w="1728"/>
+            <w:tcMar>
+              <w:top w:w="100" w:type="dxa"/>
+              <w:bottom w:w="100" w:type="dxa"/>
+              <w:left w:w="80" w:type="dxa"/>
+              <w:right w:w="80" w:type="dxa"/>
+            </w:tcMar>
+            <w:shd w:fill="FFFFFF"/>
+          </w:tcPr>
+          <w:p>
+            <w:pPr>
+              <w:jc w:val="center"/>
+            </w:pPr>
+            <w:r>
+              <w:rPr>
+                <w:sz w:val="17"/>
+              </w:rPr>
+              <w:t>1061772379</w:t>
+            </w:r>
+          </w:p>
+        </w:tc>
+        <w:tc>
+          <w:tcPr>
+            <w:tcW w:type="dxa" w:w="1584"/>
+            <w:tcMar>
+              <w:top w:w="100" w:type="dxa"/>
+              <w:bottom w:w="100" w:type="dxa"/>
+              <w:left w:w="80" w:type="dxa"/>
+              <w:right w:w="80" w:type="dxa"/>
+            </w:tcMar>
+            <w:shd w:fill="FFFFFF"/>
+          </w:tcPr>
+          <w:p>
+            <w:pPr>
+              <w:jc w:val="center"/>
+            </w:pPr>
+            <w:r>
+              <w:rPr>
+                <w:sz w:val="17"/>
+              </w:rPr>
+              <w:t>3206262686</w:t>
+            </w:r>
+          </w:p>
+        </w:tc>
+        <w:tc>
+          <w:tcPr>
+            <w:tcW w:type="dxa" w:w="2592"/>
+            <w:tcMar>
+              <w:top w:w="100" w:type="dxa"/>
+              <w:bottom w:w="100" w:type="dxa"/>
+              <w:left w:w="80" w:type="dxa"/>
+              <w:right w:w="80" w:type="dxa"/>
+            </w:tcMar>
+            <w:shd w:fill="FFFFFF"/>
+          </w:tcPr>
+          <w:p>
+            <w:pPr>
+              <w:jc w:val="center"/>
+            </w:pPr>
+            <w:r>
+              <w:drawing>
+                <wp:inline xmlns:a="http://schemas.openxmlformats.org/drawingml/2006/main" xmlns:pic="http://schemas.openxmlformats.org/drawingml/2006/picture">
+                  <wp:extent cx="731520" cy="292608"/>
+                  <wp:docPr id="16" name="Picture 16"/>
+                  <wp:cNvGraphicFramePr>
+                    <a:graphicFrameLocks noChangeAspect="1"/>
+                  </wp:cNvGraphicFramePr>
+                  <a:graphic>
+                    <a:graphicData uri="http://schemas.openxmlformats.org/drawingml/2006/picture">
+                      <pic:pic>
+                        <pic:nvPicPr>
+                          <pic:cNvPr id="0" name="image.png"/>
+                          <pic:cNvPicPr/>
+                        </pic:nvPicPr>
+                        <pic:blipFill>
+                          <a:blip r:embed="rId24"/>
+                          <a:stretch>
+                            <a:fillRect/>
+                          </a:stretch>
+                        </pic:blipFill>
+                        <pic:spPr>
+                          <a:xfrm>
+                            <a:off x="0" y="0"/>
+                            <a:ext cx="731520" cy="292608"/>
+                          </a:xfrm>
+                          <a:prstGeom prst="rect"/>
+                        </pic:spPr>
+                      </pic:pic>
+                    </a:graphicData>
+                  </a:graphic>
+                </wp:inline>
+              </w:drawing>
+            </w:r>
+          </w:p>
+        </w:tc>
+      </w:tr>
+      <w:tr>
+        <w:tc>
+          <w:tcPr>
+            <w:tcW w:type="dxa" w:w="576"/>
+            <w:tcMar>
+              <w:top w:w="100" w:type="dxa"/>
+              <w:bottom w:w="100" w:type="dxa"/>
+              <w:left w:w="80" w:type="dxa"/>
+              <w:right w:w="80" w:type="dxa"/>
+            </w:tcMar>
+            <w:shd w:fill="F9FAF8"/>
+          </w:tcPr>
+          <w:p>
+            <w:pPr>
+              <w:jc w:val="center"/>
+            </w:pPr>
+            <w:r>
+              <w:rPr>
+                <w:sz w:val="17"/>
+              </w:rPr>
+              <w:t>20</w:t>
+            </w:r>
+          </w:p>
+        </w:tc>
+        <w:tc>
+          <w:tcPr>
+            <w:tcW w:type="dxa" w:w="3312"/>
+            <w:tcMar>
+              <w:top w:w="100" w:type="dxa"/>
+              <w:bottom w:w="100" w:type="dxa"/>
+              <w:left w:w="80" w:type="dxa"/>
+              <w:right w:w="80" w:type="dxa"/>
+            </w:tcMar>
+            <w:shd w:fill="F9FAF8"/>
+          </w:tcPr>
+          <w:p>
+            <w:r>
+              <w:rPr>
+                <w:b/>
+                <w:sz w:val="17"/>
+              </w:rPr>
+              <w:t>Gladys hernandez</w:t>
+            </w:r>
+          </w:p>
+        </w:tc>
+        <w:tc>
+          <w:tcPr>
+            <w:tcW w:type="dxa" w:w="1728"/>
+            <w:tcMar>
+              <w:top w:w="100" w:type="dxa"/>
+              <w:bottom w:w="100" w:type="dxa"/>
+              <w:left w:w="80" w:type="dxa"/>
+              <w:right w:w="80" w:type="dxa"/>
+            </w:tcMar>
+            <w:shd w:fill="F9FAF8"/>
+          </w:tcPr>
+          <w:p>
+            <w:pPr>
+              <w:jc w:val="center"/>
+            </w:pPr>
+            <w:r>
+              <w:rPr>
+                <w:sz w:val="17"/>
+              </w:rPr>
+              <w:t>28733363</w:t>
+            </w:r>
+          </w:p>
+        </w:tc>
+        <w:tc>
+          <w:tcPr>
+            <w:tcW w:type="dxa" w:w="1584"/>
+            <w:tcMar>
+              <w:top w:w="100" w:type="dxa"/>
+              <w:bottom w:w="100" w:type="dxa"/>
+              <w:left w:w="80" w:type="dxa"/>
+              <w:right w:w="80" w:type="dxa"/>
+            </w:tcMar>
+            <w:shd w:fill="F9FAF8"/>
+          </w:tcPr>
+          <w:p>
+            <w:pPr>
+              <w:jc w:val="center"/>
+            </w:pPr>
+            <w:r>
+              <w:rPr>
+                <w:sz w:val="17"/>
+              </w:rPr>
+              <w:t>3232935781</w:t>
+            </w:r>
+          </w:p>
+        </w:tc>
+        <w:tc>
+          <w:tcPr>
+            <w:tcW w:type="dxa" w:w="2592"/>
+            <w:tcMar>
+              <w:top w:w="100" w:type="dxa"/>
+              <w:bottom w:w="100" w:type="dxa"/>
+              <w:left w:w="80" w:type="dxa"/>
+              <w:right w:w="80" w:type="dxa"/>
+            </w:tcMar>
+            <w:shd w:fill="F9FAF8"/>
+          </w:tcPr>
+          <w:p>
+            <w:pPr>
+              <w:jc w:val="center"/>
+            </w:pPr>
+            <w:r>
+              <w:drawing>
+                <wp:inline xmlns:a="http://schemas.openxmlformats.org/drawingml/2006/main" xmlns:pic="http://schemas.openxmlformats.org/drawingml/2006/picture">
+                  <wp:extent cx="731520" cy="292608"/>
+                  <wp:docPr id="17" name="Picture 17"/>
+                  <wp:cNvGraphicFramePr>
+                    <a:graphicFrameLocks noChangeAspect="1"/>
+                  </wp:cNvGraphicFramePr>
+                  <a:graphic>
+                    <a:graphicData uri="http://schemas.openxmlformats.org/drawingml/2006/picture">
+                      <pic:pic>
+                        <pic:nvPicPr>
+                          <pic:cNvPr id="0" name="image.png"/>
+                          <pic:cNvPicPr/>
+                        </pic:nvPicPr>
+                        <pic:blipFill>
+                          <a:blip r:embed="rId25"/>
+                          <a:stretch>
+                            <a:fillRect/>
+                          </a:stretch>
+                        </pic:blipFill>
+                        <pic:spPr>
+                          <a:xfrm>
+                            <a:off x="0" y="0"/>
+                            <a:ext cx="731520" cy="292608"/>
+                          </a:xfrm>
+                          <a:prstGeom prst="rect"/>
+                        </pic:spPr>
+                      </pic:pic>
+                    </a:graphicData>
+                  </a:graphic>
+                </wp:inline>
+              </w:drawing>
+            </w:r>
+          </w:p>
+        </w:tc>
+      </w:tr>
+      <w:tr>
+        <w:tc>
+          <w:tcPr>
+            <w:tcW w:type="dxa" w:w="576"/>
+            <w:tcMar>
+              <w:top w:w="100" w:type="dxa"/>
+              <w:bottom w:w="100" w:type="dxa"/>
+              <w:left w:w="80" w:type="dxa"/>
+              <w:right w:w="80" w:type="dxa"/>
+            </w:tcMar>
+            <w:shd w:fill="FFFFFF"/>
+          </w:tcPr>
+          <w:p>
+            <w:pPr>
+              <w:jc w:val="center"/>
+            </w:pPr>
+            <w:r>
+              <w:rPr>
+                <w:sz w:val="17"/>
+              </w:rPr>
+              <w:t>21</w:t>
+            </w:r>
+          </w:p>
+        </w:tc>
+        <w:tc>
+          <w:tcPr>
+            <w:tcW w:type="dxa" w:w="3312"/>
+            <w:tcMar>
+              <w:top w:w="100" w:type="dxa"/>
+              <w:bottom w:w="100" w:type="dxa"/>
+              <w:left w:w="80" w:type="dxa"/>
+              <w:right w:w="80" w:type="dxa"/>
+            </w:tcMar>
+            <w:shd w:fill="FFFFFF"/>
+          </w:tcPr>
+          <w:p>
+            <w:r>
+              <w:rPr>
+                <w:b/>
+                <w:sz w:val="17"/>
+              </w:rPr>
+              <w:t>José Daniel Suaza Suárez</w:t>
+            </w:r>
+          </w:p>
+        </w:tc>
+        <w:tc>
+          <w:tcPr>
+            <w:tcW w:type="dxa" w:w="1728"/>
+            <w:tcMar>
+              <w:top w:w="100" w:type="dxa"/>
+              <w:bottom w:w="100" w:type="dxa"/>
+              <w:left w:w="80" w:type="dxa"/>
+              <w:right w:w="80" w:type="dxa"/>
+            </w:tcMar>
+            <w:shd w:fill="FFFFFF"/>
+          </w:tcPr>
+          <w:p>
+            <w:pPr>
+              <w:jc w:val="center"/>
+            </w:pPr>
+            <w:r>
+              <w:rPr>
+                <w:sz w:val="17"/>
+              </w:rPr>
+              <w:t>1077852211</w:t>
+            </w:r>
+          </w:p>
+        </w:tc>
+        <w:tc>
+          <w:tcPr>
+            <w:tcW w:type="dxa" w:w="1584"/>
+            <w:tcMar>
+              <w:top w:w="100" w:type="dxa"/>
+              <w:bottom w:w="100" w:type="dxa"/>
+              <w:left w:w="80" w:type="dxa"/>
+              <w:right w:w="80" w:type="dxa"/>
+            </w:tcMar>
+            <w:shd w:fill="FFFFFF"/>
+          </w:tcPr>
+          <w:p>
+            <w:pPr>
+              <w:jc w:val="center"/>
+            </w:pPr>
+            <w:r>
+              <w:rPr>
+                <w:sz w:val="17"/>
+              </w:rPr>
+              <w:t>3104803980</w:t>
+            </w:r>
+          </w:p>
+        </w:tc>
+        <w:tc>
+          <w:tcPr>
+            <w:tcW w:type="dxa" w:w="2592"/>
+            <w:tcMar>
+              <w:top w:w="100" w:type="dxa"/>
+              <w:bottom w:w="100" w:type="dxa"/>
+              <w:left w:w="80" w:type="dxa"/>
+              <w:right w:w="80" w:type="dxa"/>
+            </w:tcMar>
+            <w:shd w:fill="FFFFFF"/>
+          </w:tcPr>
+          <w:p>
+            <w:pPr>
+              <w:jc w:val="center"/>
+            </w:pPr>
+            <w:r>
+              <w:drawing>
+                <wp:inline xmlns:a="http://schemas.openxmlformats.org/drawingml/2006/main" xmlns:pic="http://schemas.openxmlformats.org/drawingml/2006/picture">
+                  <wp:extent cx="731520" cy="292608"/>
+                  <wp:docPr id="18" name="Picture 18"/>
+                  <wp:cNvGraphicFramePr>
+                    <a:graphicFrameLocks noChangeAspect="1"/>
+                  </wp:cNvGraphicFramePr>
+                  <a:graphic>
+                    <a:graphicData uri="http://schemas.openxmlformats.org/drawingml/2006/picture">
+                      <pic:pic>
+                        <pic:nvPicPr>
+                          <pic:cNvPr id="0" name="image.png"/>
+                          <pic:cNvPicPr/>
+                        </pic:nvPicPr>
+                        <pic:blipFill>
+                          <a:blip r:embed="rId26"/>
+                          <a:stretch>
+                            <a:fillRect/>
+                          </a:stretch>
+                        </pic:blipFill>
+                        <pic:spPr>
+                          <a:xfrm>
+                            <a:off x="0" y="0"/>
+                            <a:ext cx="731520" cy="292608"/>
+                          </a:xfrm>
+                          <a:prstGeom prst="rect"/>
+                        </pic:spPr>
+                      </pic:pic>
+                    </a:graphicData>
+                  </a:graphic>
+                </wp:inline>
+              </w:drawing>
+            </w:r>
+          </w:p>
+        </w:tc>
+      </w:tr>
+      <w:tr>
+        <w:tc>
+          <w:tcPr>
+            <w:tcW w:type="dxa" w:w="576"/>
+            <w:tcMar>
+              <w:top w:w="100" w:type="dxa"/>
+              <w:bottom w:w="100" w:type="dxa"/>
+              <w:left w:w="80" w:type="dxa"/>
+              <w:right w:w="80" w:type="dxa"/>
+            </w:tcMar>
+            <w:shd w:fill="F9FAF8"/>
+          </w:tcPr>
+          <w:p>
+            <w:pPr>
+              <w:jc w:val="center"/>
+            </w:pPr>
+            <w:r>
+              <w:rPr>
+                <w:sz w:val="17"/>
+              </w:rPr>
+              <w:t>22</w:t>
+            </w:r>
+          </w:p>
+        </w:tc>
+        <w:tc>
+          <w:tcPr>
+            <w:tcW w:type="dxa" w:w="3312"/>
+            <w:tcMar>
+              <w:top w:w="100" w:type="dxa"/>
+              <w:bottom w:w="100" w:type="dxa"/>
+              <w:left w:w="80" w:type="dxa"/>
+              <w:right w:w="80" w:type="dxa"/>
+            </w:tcMar>
+            <w:shd w:fill="F9FAF8"/>
+          </w:tcPr>
+          <w:p>
+            <w:r>
+              <w:rPr>
+                <w:b/>
+                <w:sz w:val="17"/>
+              </w:rPr>
+              <w:t>Yeison Cumbe Trujillo</w:t>
+            </w:r>
+          </w:p>
+        </w:tc>
+        <w:tc>
+          <w:tcPr>
+            <w:tcW w:type="dxa" w:w="1728"/>
+            <w:tcMar>
+              <w:top w:w="100" w:type="dxa"/>
+              <w:bottom w:w="100" w:type="dxa"/>
+              <w:left w:w="80" w:type="dxa"/>
+              <w:right w:w="80" w:type="dxa"/>
+            </w:tcMar>
+            <w:shd w:fill="F9FAF8"/>
+          </w:tcPr>
+          <w:p>
+            <w:pPr>
+              <w:jc w:val="center"/>
+            </w:pPr>
+            <w:r>
+              <w:rPr>
+                <w:sz w:val="17"/>
+              </w:rPr>
+              <w:t>1007425122</w:t>
+            </w:r>
+          </w:p>
+        </w:tc>
+        <w:tc>
+          <w:tcPr>
+            <w:tcW w:type="dxa" w:w="1584"/>
+            <w:tcMar>
+              <w:top w:w="100" w:type="dxa"/>
+              <w:bottom w:w="100" w:type="dxa"/>
+              <w:left w:w="80" w:type="dxa"/>
+              <w:right w:w="80" w:type="dxa"/>
+            </w:tcMar>
+            <w:shd w:fill="F9FAF8"/>
+          </w:tcPr>
+          <w:p>
+            <w:pPr>
+              <w:jc w:val="center"/>
+            </w:pPr>
+            <w:r>
+              <w:rPr>
+                <w:sz w:val="17"/>
+              </w:rPr>
+              <w:t>3134868610</w:t>
+            </w:r>
+          </w:p>
+        </w:tc>
+        <w:tc>
+          <w:tcPr>
+            <w:tcW w:type="dxa" w:w="2592"/>
+            <w:tcMar>
+              <w:top w:w="100" w:type="dxa"/>
+              <w:bottom w:w="100" w:type="dxa"/>
+              <w:left w:w="80" w:type="dxa"/>
+              <w:right w:w="80" w:type="dxa"/>
+            </w:tcMar>
+            <w:shd w:fill="F9FAF8"/>
+          </w:tcPr>
+          <w:p>
+            <w:pPr>
+              <w:jc w:val="center"/>
+            </w:pPr>
+            <w:r>
+              <w:drawing>
+                <wp:inline xmlns:a="http://schemas.openxmlformats.org/drawingml/2006/main" xmlns:pic="http://schemas.openxmlformats.org/drawingml/2006/picture">
+                  <wp:extent cx="731520" cy="292608"/>
+                  <wp:docPr id="19" name="Picture 19"/>
+                  <wp:cNvGraphicFramePr>
+                    <a:graphicFrameLocks noChangeAspect="1"/>
+                  </wp:cNvGraphicFramePr>
+                  <a:graphic>
+                    <a:graphicData uri="http://schemas.openxmlformats.org/drawingml/2006/picture">
+                      <pic:pic>
+                        <pic:nvPicPr>
+                          <pic:cNvPr id="0" name="image.png"/>
+                          <pic:cNvPicPr/>
+                        </pic:nvPicPr>
+                        <pic:blipFill>
+                          <a:blip r:embed="rId27"/>
+                          <a:stretch>
+                            <a:fillRect/>
+                          </a:stretch>
+                        </pic:blipFill>
+                        <pic:spPr>
+                          <a:xfrm>
+                            <a:off x="0" y="0"/>
+                            <a:ext cx="731520" cy="292608"/>
+                          </a:xfrm>
+                          <a:prstGeom prst="rect"/>
+                        </pic:spPr>
+                      </pic:pic>
+                    </a:graphicData>
+                  </a:graphic>
+                </wp:inline>
+              </w:drawing>
+            </w:r>
+          </w:p>
+        </w:tc>
+      </w:tr>
+      <w:tr>
+        <w:tc>
+          <w:tcPr>
+            <w:tcW w:type="dxa" w:w="576"/>
+            <w:tcMar>
+              <w:top w:w="100" w:type="dxa"/>
+              <w:bottom w:w="100" w:type="dxa"/>
+              <w:left w:w="80" w:type="dxa"/>
+              <w:right w:w="80" w:type="dxa"/>
+            </w:tcMar>
+            <w:shd w:fill="FFFFFF"/>
+          </w:tcPr>
+          <w:p>
+            <w:pPr>
+              <w:jc w:val="center"/>
+            </w:pPr>
+            <w:r>
+              <w:rPr>
+                <w:sz w:val="17"/>
+              </w:rPr>
+              <w:t>23</w:t>
+            </w:r>
+          </w:p>
+        </w:tc>
+        <w:tc>
+          <w:tcPr>
+            <w:tcW w:type="dxa" w:w="3312"/>
+            <w:tcMar>
+              <w:top w:w="100" w:type="dxa"/>
+              <w:bottom w:w="100" w:type="dxa"/>
+              <w:left w:w="80" w:type="dxa"/>
+              <w:right w:w="80" w:type="dxa"/>
+            </w:tcMar>
+            <w:shd w:fill="FFFFFF"/>
+          </w:tcPr>
+          <w:p>
+            <w:r>
+              <w:rPr>
+                <w:b/>
+                <w:sz w:val="17"/>
+              </w:rPr>
+              <w:t>Alvaro Fernando Caviedes Rojas</w:t>
+            </w:r>
+          </w:p>
+        </w:tc>
+        <w:tc>
+          <w:tcPr>
+            <w:tcW w:type="dxa" w:w="1728"/>
+            <w:tcMar>
+              <w:top w:w="100" w:type="dxa"/>
+              <w:bottom w:w="100" w:type="dxa"/>
+              <w:left w:w="80" w:type="dxa"/>
+              <w:right w:w="80" w:type="dxa"/>
+            </w:tcMar>
+            <w:shd w:fill="FFFFFF"/>
+          </w:tcPr>
+          <w:p>
+            <w:pPr>
+              <w:jc w:val="center"/>
+            </w:pPr>
+            <w:r>
+              <w:rPr>
+                <w:sz w:val="17"/>
+              </w:rPr>
+              <w:t>7698849</w:t>
+            </w:r>
+          </w:p>
+        </w:tc>
+        <w:tc>
+          <w:tcPr>
+            <w:tcW w:type="dxa" w:w="1584"/>
+            <w:tcMar>
+              <w:top w:w="100" w:type="dxa"/>
+              <w:bottom w:w="100" w:type="dxa"/>
+              <w:left w:w="80" w:type="dxa"/>
+              <w:right w:w="80" w:type="dxa"/>
+            </w:tcMar>
+            <w:shd w:fill="FFFFFF"/>
+          </w:tcPr>
+          <w:p>
+            <w:pPr>
+              <w:jc w:val="center"/>
+            </w:pPr>
+            <w:r>
+              <w:rPr>
+                <w:sz w:val="17"/>
+              </w:rPr>
+              <w:t>3163793979</w:t>
+            </w:r>
+          </w:p>
+        </w:tc>
+        <w:tc>
+          <w:tcPr>
+            <w:tcW w:type="dxa" w:w="2592"/>
+            <w:tcMar>
+              <w:top w:w="100" w:type="dxa"/>
+              <w:bottom w:w="100" w:type="dxa"/>
+              <w:left w:w="80" w:type="dxa"/>
+              <w:right w:w="80" w:type="dxa"/>
+            </w:tcMar>
+            <w:shd w:fill="FFFFFF"/>
+          </w:tcPr>
+          <w:p>
+            <w:pPr>
+              <w:jc w:val="center"/>
+            </w:pPr>
+            <w:r>
+              <w:drawing>
+                <wp:inline xmlns:a="http://schemas.openxmlformats.org/drawingml/2006/main" xmlns:pic="http://schemas.openxmlformats.org/drawingml/2006/picture">
+                  <wp:extent cx="731520" cy="292608"/>
+                  <wp:docPr id="20" name="Picture 20"/>
+                  <wp:cNvGraphicFramePr>
+                    <a:graphicFrameLocks noChangeAspect="1"/>
+                  </wp:cNvGraphicFramePr>
+                  <a:graphic>
+                    <a:graphicData uri="http://schemas.openxmlformats.org/drawingml/2006/picture">
+                      <pic:pic>
+                        <pic:nvPicPr>
+                          <pic:cNvPr id="0" name="image.png"/>
+                          <pic:cNvPicPr/>
+                        </pic:nvPicPr>
+                        <pic:blipFill>
+                          <a:blip r:embed="rId28"/>
                           <a:stretch>
                             <a:fillRect/>
                           </a:stretch>

--- a/cartas_solicitud/Carta_Solicitud_ELE0300733_MAQUINAS_ELECTRICAS_II_TP.docx
+++ b/cartas_solicitud/Carta_Solicitud_ELE0300733_MAQUINAS_ELECTRICAS_II_TP.docx
@@ -3472,9 +3472,70 @@
         <w:t>Atentamente,</w:t>
         <w:br/>
         <w:br/>
-        <w:t>ESTUDIANTES SOLICITANTES DE INGENIERÍA ELÉCTRICA</w:t>
+      </w:r>
+      <w:r>
+        <w:drawing>
+          <wp:inline xmlns:a="http://schemas.openxmlformats.org/drawingml/2006/main" xmlns:pic="http://schemas.openxmlformats.org/drawingml/2006/picture">
+            <wp:extent cx="1214524" cy="438912"/>
+            <wp:docPr id="21" name="Picture 21"/>
+            <wp:cNvGraphicFramePr>
+              <a:graphicFrameLocks noChangeAspect="1"/>
+            </wp:cNvGraphicFramePr>
+            <a:graphic>
+              <a:graphicData uri="http://schemas.openxmlformats.org/drawingml/2006/picture">
+                <pic:pic>
+                  <pic:nvPicPr>
+                    <pic:cNvPr id="0" name="image.png"/>
+                    <pic:cNvPicPr/>
+                  </pic:nvPicPr>
+                  <pic:blipFill>
+                    <a:blip r:embed="rId29"/>
+                    <a:stretch>
+                      <a:fillRect/>
+                    </a:stretch>
+                  </pic:blipFill>
+                  <pic:spPr>
+                    <a:xfrm>
+                      <a:off x="0" y="0"/>
+                      <a:ext cx="1214524" cy="438912"/>
+                    </a:xfrm>
+                    <a:prstGeom prst="rect"/>
+                  </pic:spPr>
+                </pic:pic>
+              </a:graphicData>
+            </a:graphic>
+          </wp:inline>
+        </w:drawing>
+      </w:r>
+      <w:r>
+        <w:br/>
+      </w:r>
+      <w:r>
+        <w:rPr>
+          <w:b/>
+          <w:color w:val="043D1A"/>
+          <w:sz w:val="20"/>
+        </w:rPr>
+        <w:t>CARMELO SANJUANES</w:t>
+        <w:br/>
+      </w:r>
+      <w:r>
+        <w:rPr>
+          <w:color w:val="323232"/>
+          <w:sz w:val="18"/>
+        </w:rPr>
+        <w:t>Representante Estudiantil - Ingeniería Eléctrica</w:t>
         <w:br/>
         <w:t>Fundación Escuela Tecnológica de Neiva "Jesús Oviedo Pérez" - FET</w:t>
+        <w:br/>
+      </w:r>
+      <w:r>
+        <w:rPr>
+          <w:i/>
+          <w:color w:val="065F46"/>
+          <w:sz w:val="17"/>
+        </w:rPr>
+        <w:t>(Carta Oficialmente Respaldada con 20 firmas estudiantiles)</w:t>
       </w:r>
     </w:p>
     <w:sectPr>

--- a/cartas_solicitud/Carta_Solicitud_ELE0300733_MAQUINAS_ELECTRICAS_II_TP.docx
+++ b/cartas_solicitud/Carta_Solicitud_ELE0300733_MAQUINAS_ELECTRICAS_II_TP.docx
@@ -11,7 +11,7 @@
           <w:color w:val="646464"/>
           <w:sz w:val="20"/>
         </w:rPr>
-        <w:t>Neiva, Huila, 25 de octubre de 2026</w:t>
+        <w:t>Neiva, Huila, 26 de octubre de 2026</w:t>
         <w:br/>
       </w:r>
     </w:p>
